--- a/docs/คู่มือพยาบาล_Smart_IV_Alert.docx
+++ b/docs/คู่มือพยาบาล_Smart_IV_Alert.docx
@@ -1243,7 +1243,7 @@
           <w:sz w:val="32"/>
           <w:szCs w:val="32"/>
         </w:rPr>
-        <w:t xml:space="preserve">	18</w:t>
+        <w:t xml:space="preserve">	19</w:t>
       </w:r>
     </w:p>
     <w:p>
@@ -9291,6 +9291,98 @@
           </w:p>
         </w:tc>
       </w:tr>
+      <w:tr>
+        <w:tc>
+          <w:tcPr>
+            <w:tcW w:type="dxa" w:w="1163"/>
+            <w:tcMar>
+              <w:top w:type="dxa" w:w="60"/>
+              <w:left w:type="dxa" w:w="90"/>
+              <w:bottom w:type="dxa" w:w="60"/>
+              <w:right w:type="dxa" w:w="90"/>
+            </w:tcMar>
+            <w:vAlign w:val="center"/>
+          </w:tcPr>
+          <w:p>
+            <w:pPr>
+              <w:spacing w:after="0" w:line="260" w:lineRule="auto"/>
+              <w:jc w:val="center"/>
+            </w:pPr>
+            <w:r>
+              <w:rPr>
+                <w:rFonts w:ascii="TH SarabunPSK" w:cs="TH SarabunPSK" w:eastAsia="TH SarabunPSK" w:hAnsi="TH SarabunPSK"/>
+                <w:b w:val="false"/>
+                <w:bCs w:val="false"/>
+                <w:i w:val="false"/>
+                <w:iCs w:val="false"/>
+                <w:sz w:val="30"/>
+                <w:szCs w:val="30"/>
+              </w:rPr>
+              <w:t xml:space="preserve">LOST</w:t>
+            </w:r>
+          </w:p>
+        </w:tc>
+        <w:tc>
+          <w:tcPr>
+            <w:tcW w:type="dxa" w:w="3655"/>
+            <w:tcMar>
+              <w:top w:type="dxa" w:w="60"/>
+              <w:left w:type="dxa" w:w="90"/>
+              <w:bottom w:type="dxa" w:w="60"/>
+              <w:right w:type="dxa" w:w="90"/>
+            </w:tcMar>
+            <w:vAlign w:val="center"/>
+          </w:tcPr>
+          <w:p>
+            <w:pPr>
+              <w:spacing w:after="0" w:line="260" w:lineRule="auto"/>
+              <w:jc w:val="left"/>
+            </w:pPr>
+            <w:r>
+              <w:rPr>
+                <w:rFonts w:ascii="TH SarabunPSK" w:cs="TH SarabunPSK" w:eastAsia="TH SarabunPSK" w:hAnsi="TH SarabunPSK"/>
+                <w:b w:val="false"/>
+                <w:bCs w:val="false"/>
+                <w:i w:val="false"/>
+                <w:iCs w:val="false"/>
+                <w:sz w:val="30"/>
+                <w:szCs w:val="30"/>
+              </w:rPr>
+              <w:t xml:space="preserve">เตียงที่กำลังให้สารน้ำอยู่ขาดการติดต่อเกิน ๓๘ วินาที เครื่องศูนย์กลางมีเสียงเตือน</w:t>
+            </w:r>
+          </w:p>
+        </w:tc>
+        <w:tc>
+          <w:tcPr>
+            <w:tcW w:type="dxa" w:w="3489"/>
+            <w:tcMar>
+              <w:top w:type="dxa" w:w="60"/>
+              <w:left w:type="dxa" w:w="90"/>
+              <w:bottom w:type="dxa" w:w="60"/>
+              <w:right w:type="dxa" w:w="90"/>
+            </w:tcMar>
+            <w:vAlign w:val="center"/>
+          </w:tcPr>
+          <w:p>
+            <w:pPr>
+              <w:spacing w:after="0" w:line="260" w:lineRule="auto"/>
+              <w:jc w:val="left"/>
+            </w:pPr>
+            <w:r>
+              <w:rPr>
+                <w:rFonts w:ascii="TH SarabunPSK" w:cs="TH SarabunPSK" w:eastAsia="TH SarabunPSK" w:hAnsi="TH SarabunPSK"/>
+                <w:b w:val="false"/>
+                <w:bCs w:val="false"/>
+                <w:i w:val="false"/>
+                <w:iCs w:val="false"/>
+                <w:sz w:val="30"/>
+                <w:szCs w:val="30"/>
+              </w:rPr>
+              <w:t xml:space="preserve">ไปที่เตียงทันที ตรวจว่าเครื่องข้างเตียงเปิดอยู่ แล้วนับหยดด้วยตาจนกว่าเตียงจะกลับมาแสดงข้อมูล</w:t>
+            </w:r>
+          </w:p>
+        </w:tc>
+      </w:tr>
     </w:tbl>
     <w:p>
       <w:pPr>
@@ -9372,7 +9464,7 @@
           <w:sz w:val="28"/>
           <w:szCs w:val="28"/>
         </w:rPr>
-        <w:t xml:space="preserve">ภาพที่ ๔  หน้าจอรายละเอียดรายเตียงบนเครื่องศูนย์กลาง แสดงอัตราการไหลตัวใหญ่ แถบความคืบหน้าของถุง และภาพกระเปาะหยดที่เคลื่อนไหวตามจังหวะหยดจริง</w:t>
+        <w:t xml:space="preserve">ภาพที่ ๔  หน้าจอรายละเอียดรายเตียงบนเครื่องศูนย์กลาง แสดงอัตราการไหลตัวใหญ่ ป้ายสถานะ ถุงสารน้ำที่ระดับน้ำเท่าปริมาตรที่เหลือ ปริมาตรและเวลาที่เหลือ และภาพกระเปาะหยดที่เคลื่อนไหวตามจังหวะหยดจริง</w:t>
       </w:r>
     </w:p>
     <w:p>
@@ -24737,7 +24829,7 @@
           <w:sz w:val="32"/>
           <w:szCs w:val="32"/>
         </w:rPr>
-        <w:t xml:space="preserve">ข้อความที่แถบล่างสุด สรุปผลการตรวจให้ในบรรทัดเดียว เช่น ALL BED IDs UNIQUE หมายความว่าเลขเตียงไม่ซ้ำกันเลย</w:t>
+        <w:t xml:space="preserve">ข้อความที่แถบล่างสุด แสดงคำเตือนที่สำคัญที่สุดก่อนเสมอ ถ้าไม่มีคำเตือนจะแสดงที่อยู่ที่ต้องพิมพ์ในเบราว์เซอร์เพื่อเปิดหน้าเว็บ</w:t>
       </w:r>
     </w:p>
     <w:p>

--- a/docs/คู่มือพยาบาล_Smart_IV_Alert.docx
+++ b/docs/คู่มือพยาบาล_Smart_IV_Alert.docx
@@ -1210,7 +1210,7 @@
           <w:sz w:val="32"/>
           <w:szCs w:val="32"/>
         </w:rPr>
-        <w:t xml:space="preserve">	17</w:t>
+        <w:t xml:space="preserve">	18</w:t>
       </w:r>
     </w:p>
     <w:p>
@@ -1243,7 +1243,7 @@
           <w:sz w:val="32"/>
           <w:szCs w:val="32"/>
         </w:rPr>
-        <w:t xml:space="preserve">	19</w:t>
+        <w:t xml:space="preserve">	20</w:t>
       </w:r>
     </w:p>
     <w:p>
@@ -1294,7 +1294,7 @@
           <w:sz w:val="32"/>
           <w:szCs w:val="32"/>
         </w:rPr>
-        <w:t xml:space="preserve">	22</w:t>
+        <w:t xml:space="preserve">	23</w:t>
       </w:r>
     </w:p>
     <w:p>
@@ -1327,7 +1327,7 @@
           <w:sz w:val="32"/>
           <w:szCs w:val="32"/>
         </w:rPr>
-        <w:t xml:space="preserve">	22</w:t>
+        <w:t xml:space="preserve">	23</w:t>
       </w:r>
     </w:p>
     <w:p>
@@ -1360,7 +1360,7 @@
           <w:sz w:val="32"/>
           <w:szCs w:val="32"/>
         </w:rPr>
-        <w:t xml:space="preserve">	23</w:t>
+        <w:t xml:space="preserve">	24</w:t>
       </w:r>
     </w:p>
     <w:p>
@@ -1393,7 +1393,7 @@
           <w:sz w:val="32"/>
           <w:szCs w:val="32"/>
         </w:rPr>
-        <w:t xml:space="preserve">	24</w:t>
+        <w:t xml:space="preserve">	25</w:t>
       </w:r>
     </w:p>
     <w:p>
@@ -1426,7 +1426,7 @@
           <w:sz w:val="32"/>
           <w:szCs w:val="32"/>
         </w:rPr>
-        <w:t xml:space="preserve">	26</w:t>
+        <w:t xml:space="preserve">	27</w:t>
       </w:r>
     </w:p>
     <w:p>
@@ -1459,7 +1459,7 @@
           <w:sz w:val="32"/>
           <w:szCs w:val="32"/>
         </w:rPr>
-        <w:t xml:space="preserve">	27</w:t>
+        <w:t xml:space="preserve">	28</w:t>
       </w:r>
     </w:p>
     <w:p>
@@ -1492,7 +1492,7 @@
           <w:sz w:val="32"/>
           <w:szCs w:val="32"/>
         </w:rPr>
-        <w:t xml:space="preserve">	28</w:t>
+        <w:t xml:space="preserve">	29</w:t>
       </w:r>
     </w:p>
     <w:p>
@@ -1525,7 +1525,7 @@
           <w:sz w:val="32"/>
           <w:szCs w:val="32"/>
         </w:rPr>
-        <w:t xml:space="preserve">	29</w:t>
+        <w:t xml:space="preserve">	30</w:t>
       </w:r>
     </w:p>
     <w:p>
@@ -1558,7 +1558,7 @@
           <w:sz w:val="32"/>
           <w:szCs w:val="32"/>
         </w:rPr>
-        <w:t xml:space="preserve">	30</w:t>
+        <w:t xml:space="preserve">	31</w:t>
       </w:r>
     </w:p>
     <w:p>
@@ -1591,7 +1591,7 @@
           <w:sz w:val="32"/>
           <w:szCs w:val="32"/>
         </w:rPr>
-        <w:t xml:space="preserve">	30</w:t>
+        <w:t xml:space="preserve">	31</w:t>
       </w:r>
     </w:p>
     <w:p>
@@ -1642,7 +1642,7 @@
           <w:sz w:val="32"/>
           <w:szCs w:val="32"/>
         </w:rPr>
-        <w:t xml:space="preserve">	32</w:t>
+        <w:t xml:space="preserve">	33</w:t>
       </w:r>
     </w:p>
     <w:p>
@@ -1675,7 +1675,7 @@
           <w:sz w:val="32"/>
           <w:szCs w:val="32"/>
         </w:rPr>
-        <w:t xml:space="preserve">	32</w:t>
+        <w:t xml:space="preserve">	33</w:t>
       </w:r>
     </w:p>
     <w:p>
@@ -1708,7 +1708,7 @@
           <w:sz w:val="32"/>
           <w:szCs w:val="32"/>
         </w:rPr>
-        <w:t xml:space="preserve">	33</w:t>
+        <w:t xml:space="preserve">	34</w:t>
       </w:r>
     </w:p>
     <w:p>
@@ -1741,7 +1741,7 @@
           <w:sz w:val="32"/>
           <w:szCs w:val="32"/>
         </w:rPr>
-        <w:t xml:space="preserve">	35</w:t>
+        <w:t xml:space="preserve">	36</w:t>
       </w:r>
     </w:p>
     <w:p>
@@ -1774,7 +1774,7 @@
           <w:sz w:val="32"/>
           <w:szCs w:val="32"/>
         </w:rPr>
-        <w:t xml:space="preserve">	35</w:t>
+        <w:t xml:space="preserve">	36</w:t>
       </w:r>
     </w:p>
     <w:p>
@@ -1807,7 +1807,7 @@
           <w:sz w:val="32"/>
           <w:szCs w:val="32"/>
         </w:rPr>
-        <w:t xml:space="preserve">	38</w:t>
+        <w:t xml:space="preserve">	39</w:t>
       </w:r>
     </w:p>
     <w:p>
@@ -1840,7 +1840,7 @@
           <w:sz w:val="32"/>
           <w:szCs w:val="32"/>
         </w:rPr>
-        <w:t xml:space="preserve">	43</w:t>
+        <w:t xml:space="preserve">	44</w:t>
       </w:r>
     </w:p>
     <w:p>
@@ -1873,7 +1873,7 @@
           <w:sz w:val="32"/>
           <w:szCs w:val="32"/>
         </w:rPr>
-        <w:t xml:space="preserve">	44</w:t>
+        <w:t xml:space="preserve">	45</w:t>
       </w:r>
     </w:p>
     <w:p>
@@ -1924,7 +1924,7 @@
           <w:sz w:val="32"/>
           <w:szCs w:val="32"/>
         </w:rPr>
-        <w:t xml:space="preserve">	46</w:t>
+        <w:t xml:space="preserve">	47</w:t>
       </w:r>
     </w:p>
     <w:p>
@@ -1957,7 +1957,7 @@
           <w:sz w:val="32"/>
           <w:szCs w:val="32"/>
         </w:rPr>
-        <w:t xml:space="preserve">	46</w:t>
+        <w:t xml:space="preserve">	47</w:t>
       </w:r>
     </w:p>
     <w:p>
@@ -1990,7 +1990,7 @@
           <w:sz w:val="32"/>
           <w:szCs w:val="32"/>
         </w:rPr>
-        <w:t xml:space="preserve">	46</w:t>
+        <w:t xml:space="preserve">	48</w:t>
       </w:r>
     </w:p>
     <w:p>
@@ -2023,7 +2023,7 @@
           <w:sz w:val="32"/>
           <w:szCs w:val="32"/>
         </w:rPr>
-        <w:t xml:space="preserve">	50</w:t>
+        <w:t xml:space="preserve">	51</w:t>
       </w:r>
     </w:p>
     <w:p>
@@ -2056,7 +2056,7 @@
           <w:sz w:val="32"/>
           <w:szCs w:val="32"/>
         </w:rPr>
-        <w:t xml:space="preserve">	51</w:t>
+        <w:t xml:space="preserve">	52</w:t>
       </w:r>
     </w:p>
     <w:p>
@@ -2107,7 +2107,7 @@
           <w:sz w:val="32"/>
           <w:szCs w:val="32"/>
         </w:rPr>
-        <w:t xml:space="preserve">	53</w:t>
+        <w:t xml:space="preserve">	55</w:t>
       </w:r>
     </w:p>
     <w:p>
@@ -2140,7 +2140,7 @@
           <w:sz w:val="32"/>
           <w:szCs w:val="32"/>
         </w:rPr>
-        <w:t xml:space="preserve">	53</w:t>
+        <w:t xml:space="preserve">	55</w:t>
       </w:r>
     </w:p>
     <w:p>
@@ -2173,7 +2173,7 @@
           <w:sz w:val="32"/>
           <w:szCs w:val="32"/>
         </w:rPr>
-        <w:t xml:space="preserve">	55</w:t>
+        <w:t xml:space="preserve">	57</w:t>
       </w:r>
     </w:p>
     <w:p>
@@ -2206,7 +2206,7 @@
           <w:sz w:val="32"/>
           <w:szCs w:val="32"/>
         </w:rPr>
-        <w:t xml:space="preserve">	57</w:t>
+        <w:t xml:space="preserve">	59</w:t>
       </w:r>
     </w:p>
     <w:p>
@@ -2239,7 +2239,7 @@
           <w:sz w:val="32"/>
           <w:szCs w:val="32"/>
         </w:rPr>
-        <w:t xml:space="preserve">	58</w:t>
+        <w:t xml:space="preserve">	60</w:t>
       </w:r>
     </w:p>
     <w:p>
@@ -2290,7 +2290,7 @@
           <w:sz w:val="32"/>
           <w:szCs w:val="32"/>
         </w:rPr>
-        <w:t xml:space="preserve">	61</w:t>
+        <w:t xml:space="preserve">	63</w:t>
       </w:r>
     </w:p>
     <w:p>
@@ -2323,7 +2323,7 @@
           <w:sz w:val="32"/>
           <w:szCs w:val="32"/>
         </w:rPr>
-        <w:t xml:space="preserve">	61</w:t>
+        <w:t xml:space="preserve">	63</w:t>
       </w:r>
     </w:p>
     <w:p>
@@ -2356,7 +2356,7 @@
           <w:sz w:val="32"/>
           <w:szCs w:val="32"/>
         </w:rPr>
-        <w:t xml:space="preserve">	61</w:t>
+        <w:t xml:space="preserve">	63</w:t>
       </w:r>
     </w:p>
     <w:p>
@@ -2389,7 +2389,7 @@
           <w:sz w:val="32"/>
           <w:szCs w:val="32"/>
         </w:rPr>
-        <w:t xml:space="preserve">	62</w:t>
+        <w:t xml:space="preserve">	65</w:t>
       </w:r>
     </w:p>
     <w:p>
@@ -2422,7 +2422,7 @@
           <w:sz w:val="32"/>
           <w:szCs w:val="32"/>
         </w:rPr>
-        <w:t xml:space="preserve">	62</w:t>
+        <w:t xml:space="preserve">	66</w:t>
       </w:r>
     </w:p>
     <w:p>
@@ -2506,7 +2506,7 @@
           <w:sz w:val="32"/>
           <w:szCs w:val="32"/>
         </w:rPr>
-        <w:t xml:space="preserve">	66</w:t>
+        <w:t xml:space="preserve">	69</w:t>
       </w:r>
     </w:p>
     <w:p>
@@ -2539,7 +2539,7 @@
           <w:sz w:val="32"/>
           <w:szCs w:val="32"/>
         </w:rPr>
-        <w:t xml:space="preserve">	69</w:t>
+        <w:t xml:space="preserve">	72</w:t>
       </w:r>
     </w:p>
     <w:p>
@@ -2572,7 +2572,7 @@
           <w:sz w:val="32"/>
           <w:szCs w:val="32"/>
         </w:rPr>
-        <w:t xml:space="preserve">	71</w:t>
+        <w:t xml:space="preserve">	74</w:t>
       </w:r>
     </w:p>
     <w:p>
@@ -2605,7 +2605,7 @@
           <w:sz w:val="32"/>
           <w:szCs w:val="32"/>
         </w:rPr>
-        <w:t xml:space="preserve">	74</w:t>
+        <w:t xml:space="preserve">	77</w:t>
       </w:r>
     </w:p>
     <w:p>
@@ -2638,7 +2638,7 @@
           <w:sz w:val="32"/>
           <w:szCs w:val="32"/>
         </w:rPr>
-        <w:t xml:space="preserve">	76</w:t>
+        <w:t xml:space="preserve">	80</w:t>
       </w:r>
     </w:p>
     <w:p>
@@ -2671,7 +2671,7 @@
           <w:sz w:val="32"/>
           <w:szCs w:val="32"/>
         </w:rPr>
-        <w:t xml:space="preserve">	78</w:t>
+        <w:t xml:space="preserve">	82</w:t>
       </w:r>
     </w:p>
     <w:p>
@@ -2722,7 +2722,7 @@
           <w:sz w:val="32"/>
           <w:szCs w:val="32"/>
         </w:rPr>
-        <w:t xml:space="preserve">	91</w:t>
+        <w:t xml:space="preserve">	95</w:t>
       </w:r>
       <w:r>
         <w:rPr>
@@ -2975,7 +2975,7 @@
           <w:sz w:val="32"/>
           <w:szCs w:val="32"/>
         </w:rPr>
-        <w:t xml:space="preserve">	17</w:t>
+        <w:t xml:space="preserve">	18</w:t>
       </w:r>
     </w:p>
     <w:p>
@@ -3008,7 +3008,7 @@
           <w:sz w:val="32"/>
           <w:szCs w:val="32"/>
         </w:rPr>
-        <w:t xml:space="preserve">	18</w:t>
+        <w:t xml:space="preserve">	19</w:t>
       </w:r>
     </w:p>
     <w:p>
@@ -3041,7 +3041,7 @@
           <w:sz w:val="32"/>
           <w:szCs w:val="32"/>
         </w:rPr>
-        <w:t xml:space="preserve">	20</w:t>
+        <w:t xml:space="preserve">	21</w:t>
       </w:r>
     </w:p>
     <w:p>
@@ -3074,7 +3074,7 @@
           <w:sz w:val="32"/>
           <w:szCs w:val="32"/>
         </w:rPr>
-        <w:t xml:space="preserve">	30</w:t>
+        <w:t xml:space="preserve">	31</w:t>
       </w:r>
     </w:p>
     <w:p>
@@ -3107,7 +3107,7 @@
           <w:sz w:val="32"/>
           <w:szCs w:val="32"/>
         </w:rPr>
-        <w:t xml:space="preserve">	33</w:t>
+        <w:t xml:space="preserve">	34</w:t>
       </w:r>
     </w:p>
     <w:p>
@@ -3140,7 +3140,7 @@
           <w:sz w:val="32"/>
           <w:szCs w:val="32"/>
         </w:rPr>
-        <w:t xml:space="preserve">	35</w:t>
+        <w:t xml:space="preserve">	36</w:t>
       </w:r>
     </w:p>
     <w:p>
@@ -3173,7 +3173,7 @@
           <w:sz w:val="32"/>
           <w:szCs w:val="32"/>
         </w:rPr>
-        <w:t xml:space="preserve">	35</w:t>
+        <w:t xml:space="preserve">	36</w:t>
       </w:r>
     </w:p>
     <w:p>
@@ -3206,7 +3206,7 @@
           <w:sz w:val="32"/>
           <w:szCs w:val="32"/>
         </w:rPr>
-        <w:t xml:space="preserve">	37</w:t>
+        <w:t xml:space="preserve">	38</w:t>
       </w:r>
     </w:p>
     <w:p>
@@ -3239,7 +3239,7 @@
           <w:sz w:val="32"/>
           <w:szCs w:val="32"/>
         </w:rPr>
-        <w:t xml:space="preserve">	41</w:t>
+        <w:t xml:space="preserve">	42</w:t>
       </w:r>
     </w:p>
     <w:p>
@@ -3272,7 +3272,7 @@
           <w:sz w:val="32"/>
           <w:szCs w:val="32"/>
         </w:rPr>
-        <w:t xml:space="preserve">	46</w:t>
+        <w:t xml:space="preserve">	48</w:t>
       </w:r>
     </w:p>
     <w:p>
@@ -3305,7 +3305,7 @@
           <w:sz w:val="32"/>
           <w:szCs w:val="32"/>
         </w:rPr>
-        <w:t xml:space="preserve">	51</w:t>
+        <w:t xml:space="preserve">	52</w:t>
       </w:r>
     </w:p>
     <w:p>
@@ -3338,7 +3338,7 @@
           <w:sz w:val="32"/>
           <w:szCs w:val="32"/>
         </w:rPr>
-        <w:t xml:space="preserve">	53</w:t>
+        <w:t xml:space="preserve">	55</w:t>
       </w:r>
     </w:p>
     <w:p>
@@ -3359,19 +3359,19 @@
           <w:sz w:val="32"/>
           <w:szCs w:val="32"/>
         </w:rPr>
-        <w:t xml:space="preserve">ตารางที่ ๑๘ รอบการตรวจสอบและบำรุงรักษา</w:t>
-      </w:r>
-      <w:r>
-        <w:rPr>
-          <w:rFonts w:ascii="TH SarabunPSK" w:cs="TH SarabunPSK" w:eastAsia="TH SarabunPSK" w:hAnsi="TH SarabunPSK"/>
-          <w:b w:val="false"/>
-          <w:bCs w:val="false"/>
-          <w:i w:val="false"/>
-          <w:iCs w:val="false"/>
-          <w:sz w:val="32"/>
-          <w:szCs w:val="32"/>
-        </w:rPr>
-        <w:t xml:space="preserve">	62</w:t>
+        <w:t xml:space="preserve">ตารางที่ ๑๘ ระดับการเตือนแบตเตอรี่ต่ำ</w:t>
+      </w:r>
+      <w:r>
+        <w:rPr>
+          <w:rFonts w:ascii="TH SarabunPSK" w:cs="TH SarabunPSK" w:eastAsia="TH SarabunPSK" w:hAnsi="TH SarabunPSK"/>
+          <w:b w:val="false"/>
+          <w:bCs w:val="false"/>
+          <w:i w:val="false"/>
+          <w:iCs w:val="false"/>
+          <w:sz w:val="32"/>
+          <w:szCs w:val="32"/>
+        </w:rPr>
+        <w:t xml:space="preserve">	64</w:t>
       </w:r>
     </w:p>
     <w:p>
@@ -3392,50 +3392,19 @@
           <w:sz w:val="32"/>
           <w:szCs w:val="32"/>
         </w:rPr>
-        <w:t xml:space="preserve">ตารางที่ ๑๙ อัตราหยดสำเร็จรูป</w:t>
-      </w:r>
-      <w:r>
-        <w:rPr>
-          <w:rFonts w:ascii="TH SarabunPSK" w:cs="TH SarabunPSK" w:eastAsia="TH SarabunPSK" w:hAnsi="TH SarabunPSK"/>
-          <w:b w:val="false"/>
-          <w:bCs w:val="false"/>
-          <w:i w:val="false"/>
-          <w:iCs w:val="false"/>
-          <w:sz w:val="32"/>
-          <w:szCs w:val="32"/>
-        </w:rPr>
-        <w:t xml:space="preserve">	71</w:t>
-      </w:r>
-      <w:r>
-        <w:rPr>
-          <w:rFonts w:ascii="TH SarabunPSK" w:cs="TH SarabunPSK" w:hAnsi="TH SarabunPSK"/>
-          <w:sz w:val="32"/>
-          <w:szCs w:val="32"/>
-        </w:rPr>
-        <w:fldChar w:fldCharType="end"/>
-      </w:r>
-    </w:p>
-    <w:p>
-      <w:r>
-        <w:br w:type="page"/>
-      </w:r>
-    </w:p>
-    <w:p>
-      <w:pPr>
-        <w:spacing w:after="280" w:line="240" w:lineRule="auto"/>
-        <w:jc w:val="center"/>
-      </w:pPr>
-      <w:r>
-        <w:rPr>
-          <w:rFonts w:ascii="TH SarabunPSK" w:cs="TH SarabunPSK" w:eastAsia="TH SarabunPSK" w:hAnsi="TH SarabunPSK"/>
-          <w:b/>
-          <w:bCs/>
-          <w:i w:val="false"/>
-          <w:iCs w:val="false"/>
-          <w:sz w:val="40"/>
-          <w:szCs w:val="40"/>
-        </w:rPr>
-        <w:t xml:space="preserve">สารบัญภาพ</w:t>
+        <w:t xml:space="preserve">ตารางที่ ๑๙ รอบการตรวจสอบและบำรุงรักษา</w:t>
+      </w:r>
+      <w:r>
+        <w:rPr>
+          <w:rFonts w:ascii="TH SarabunPSK" w:cs="TH SarabunPSK" w:eastAsia="TH SarabunPSK" w:hAnsi="TH SarabunPSK"/>
+          <w:b w:val="false"/>
+          <w:bCs w:val="false"/>
+          <w:i w:val="false"/>
+          <w:iCs w:val="false"/>
+          <w:sz w:val="32"/>
+          <w:szCs w:val="32"/>
+        </w:rPr>
+        <w:t xml:space="preserve">	66</w:t>
       </w:r>
     </w:p>
     <w:p>
@@ -3448,51 +3417,58 @@
       </w:pPr>
       <w:r>
         <w:rPr>
+          <w:rFonts w:ascii="TH SarabunPSK" w:cs="TH SarabunPSK" w:eastAsia="TH SarabunPSK" w:hAnsi="TH SarabunPSK"/>
+          <w:b w:val="false"/>
+          <w:bCs w:val="false"/>
+          <w:i w:val="false"/>
+          <w:iCs w:val="false"/>
+          <w:sz w:val="32"/>
+          <w:szCs w:val="32"/>
+        </w:rPr>
+        <w:t xml:space="preserve">ตารางที่ ๒๐ อัตราหยดสำเร็จรูป</w:t>
+      </w:r>
+      <w:r>
+        <w:rPr>
+          <w:rFonts w:ascii="TH SarabunPSK" w:cs="TH SarabunPSK" w:eastAsia="TH SarabunPSK" w:hAnsi="TH SarabunPSK"/>
+          <w:b w:val="false"/>
+          <w:bCs w:val="false"/>
+          <w:i w:val="false"/>
+          <w:iCs w:val="false"/>
+          <w:sz w:val="32"/>
+          <w:szCs w:val="32"/>
+        </w:rPr>
+        <w:t xml:space="preserve">	74</w:t>
+      </w:r>
+      <w:r>
+        <w:rPr>
           <w:rFonts w:ascii="TH SarabunPSK" w:cs="TH SarabunPSK" w:hAnsi="TH SarabunPSK"/>
           <w:sz w:val="32"/>
           <w:szCs w:val="32"/>
         </w:rPr>
-        <w:fldChar w:fldCharType="begin" w:dirty="true"/>
-      </w:r>
-      <w:r>
-        <w:rPr>
-          <w:rFonts w:ascii="TH SarabunPSK" w:cs="TH SarabunPSK" w:hAnsi="TH SarabunPSK"/>
-          <w:sz w:val="32"/>
-          <w:szCs w:val="32"/>
-        </w:rPr>
-        <w:instrText xml:space="preserve"> TOC \t "CaptionFigure,3" \h \z </w:instrText>
-      </w:r>
-      <w:r>
-        <w:rPr>
-          <w:rFonts w:ascii="TH SarabunPSK" w:cs="TH SarabunPSK" w:hAnsi="TH SarabunPSK"/>
-          <w:sz w:val="32"/>
-          <w:szCs w:val="32"/>
-        </w:rPr>
-        <w:fldChar w:fldCharType="separate"/>
-      </w:r>
-      <w:r>
-        <w:rPr>
-          <w:rFonts w:ascii="TH SarabunPSK" w:cs="TH SarabunPSK" w:eastAsia="TH SarabunPSK" w:hAnsi="TH SarabunPSK"/>
-          <w:b w:val="false"/>
-          <w:bCs w:val="false"/>
-          <w:i w:val="false"/>
-          <w:iCs w:val="false"/>
-          <w:sz w:val="32"/>
-          <w:szCs w:val="32"/>
-        </w:rPr>
-        <w:t xml:space="preserve">ภาพที่ ๑  องค์ประกอบของระบบ</w:t>
-      </w:r>
-      <w:r>
-        <w:rPr>
-          <w:rFonts w:ascii="TH SarabunPSK" w:cs="TH SarabunPSK" w:eastAsia="TH SarabunPSK" w:hAnsi="TH SarabunPSK"/>
-          <w:b w:val="false"/>
-          <w:bCs w:val="false"/>
-          <w:i w:val="false"/>
-          <w:iCs w:val="false"/>
-          <w:sz w:val="32"/>
-          <w:szCs w:val="32"/>
-        </w:rPr>
-        <w:t xml:space="preserve">	9</w:t>
+        <w:fldChar w:fldCharType="end"/>
+      </w:r>
+    </w:p>
+    <w:p>
+      <w:r>
+        <w:br w:type="page"/>
+      </w:r>
+    </w:p>
+    <w:p>
+      <w:pPr>
+        <w:spacing w:after="280" w:line="240" w:lineRule="auto"/>
+        <w:jc w:val="center"/>
+      </w:pPr>
+      <w:r>
+        <w:rPr>
+          <w:rFonts w:ascii="TH SarabunPSK" w:cs="TH SarabunPSK" w:eastAsia="TH SarabunPSK" w:hAnsi="TH SarabunPSK"/>
+          <w:b/>
+          <w:bCs/>
+          <w:i w:val="false"/>
+          <w:iCs w:val="false"/>
+          <w:sz w:val="40"/>
+          <w:szCs w:val="40"/>
+        </w:rPr>
+        <w:t xml:space="preserve">สารบัญภาพ</w:t>
       </w:r>
     </w:p>
     <w:p>
@@ -3505,27 +3481,51 @@
       </w:pPr>
       <w:r>
         <w:rPr>
-          <w:rFonts w:ascii="TH SarabunPSK" w:cs="TH SarabunPSK" w:eastAsia="TH SarabunPSK" w:hAnsi="TH SarabunPSK"/>
-          <w:b w:val="false"/>
-          <w:bCs w:val="false"/>
-          <w:i w:val="false"/>
-          <w:iCs w:val="false"/>
-          <w:sz w:val="32"/>
-          <w:szCs w:val="32"/>
-        </w:rPr>
-        <w:t xml:space="preserve">ภาพที่ ๒  หน้าจอหลักและหน้าตรวจการเชื่อมต่อของเครื่องประจำเตียง</w:t>
-      </w:r>
-      <w:r>
-        <w:rPr>
-          <w:rFonts w:ascii="TH SarabunPSK" w:cs="TH SarabunPSK" w:eastAsia="TH SarabunPSK" w:hAnsi="TH SarabunPSK"/>
-          <w:b w:val="false"/>
-          <w:bCs w:val="false"/>
-          <w:i w:val="false"/>
-          <w:iCs w:val="false"/>
-          <w:sz w:val="32"/>
-          <w:szCs w:val="32"/>
-        </w:rPr>
-        <w:t xml:space="preserve">	13</w:t>
+          <w:rFonts w:ascii="TH SarabunPSK" w:cs="TH SarabunPSK" w:hAnsi="TH SarabunPSK"/>
+          <w:sz w:val="32"/>
+          <w:szCs w:val="32"/>
+        </w:rPr>
+        <w:fldChar w:fldCharType="begin" w:dirty="true"/>
+      </w:r>
+      <w:r>
+        <w:rPr>
+          <w:rFonts w:ascii="TH SarabunPSK" w:cs="TH SarabunPSK" w:hAnsi="TH SarabunPSK"/>
+          <w:sz w:val="32"/>
+          <w:szCs w:val="32"/>
+        </w:rPr>
+        <w:instrText xml:space="preserve"> TOC \t "CaptionFigure,3" \h \z </w:instrText>
+      </w:r>
+      <w:r>
+        <w:rPr>
+          <w:rFonts w:ascii="TH SarabunPSK" w:cs="TH SarabunPSK" w:hAnsi="TH SarabunPSK"/>
+          <w:sz w:val="32"/>
+          <w:szCs w:val="32"/>
+        </w:rPr>
+        <w:fldChar w:fldCharType="separate"/>
+      </w:r>
+      <w:r>
+        <w:rPr>
+          <w:rFonts w:ascii="TH SarabunPSK" w:cs="TH SarabunPSK" w:eastAsia="TH SarabunPSK" w:hAnsi="TH SarabunPSK"/>
+          <w:b w:val="false"/>
+          <w:bCs w:val="false"/>
+          <w:i w:val="false"/>
+          <w:iCs w:val="false"/>
+          <w:sz w:val="32"/>
+          <w:szCs w:val="32"/>
+        </w:rPr>
+        <w:t xml:space="preserve">ภาพที่ ๑  องค์ประกอบของระบบ</w:t>
+      </w:r>
+      <w:r>
+        <w:rPr>
+          <w:rFonts w:ascii="TH SarabunPSK" w:cs="TH SarabunPSK" w:eastAsia="TH SarabunPSK" w:hAnsi="TH SarabunPSK"/>
+          <w:b w:val="false"/>
+          <w:bCs w:val="false"/>
+          <w:i w:val="false"/>
+          <w:iCs w:val="false"/>
+          <w:sz w:val="32"/>
+          <w:szCs w:val="32"/>
+        </w:rPr>
+        <w:t xml:space="preserve">	9</w:t>
       </w:r>
     </w:p>
     <w:p>
@@ -3546,19 +3546,19 @@
           <w:sz w:val="32"/>
           <w:szCs w:val="32"/>
         </w:rPr>
-        <w:t xml:space="preserve">ภาพที่ ๓  หน้าจอรวมทุกเตียงบนเครื่องศูนย์กลาง</w:t>
-      </w:r>
-      <w:r>
-        <w:rPr>
-          <w:rFonts w:ascii="TH SarabunPSK" w:cs="TH SarabunPSK" w:eastAsia="TH SarabunPSK" w:hAnsi="TH SarabunPSK"/>
-          <w:b w:val="false"/>
-          <w:bCs w:val="false"/>
-          <w:i w:val="false"/>
-          <w:iCs w:val="false"/>
-          <w:sz w:val="32"/>
-          <w:szCs w:val="32"/>
-        </w:rPr>
-        <w:t xml:space="preserve">	15</w:t>
+        <w:t xml:space="preserve">ภาพที่ ๒  หน้าจอหลักและหน้าตรวจการเชื่อมต่อของเครื่องประจำเตียง</w:t>
+      </w:r>
+      <w:r>
+        <w:rPr>
+          <w:rFonts w:ascii="TH SarabunPSK" w:cs="TH SarabunPSK" w:eastAsia="TH SarabunPSK" w:hAnsi="TH SarabunPSK"/>
+          <w:b w:val="false"/>
+          <w:bCs w:val="false"/>
+          <w:i w:val="false"/>
+          <w:iCs w:val="false"/>
+          <w:sz w:val="32"/>
+          <w:szCs w:val="32"/>
+        </w:rPr>
+        <w:t xml:space="preserve">	13</w:t>
       </w:r>
     </w:p>
     <w:p>
@@ -3579,19 +3579,19 @@
           <w:sz w:val="32"/>
           <w:szCs w:val="32"/>
         </w:rPr>
-        <w:t xml:space="preserve">ภาพที่ ๔  หน้าจอรายละเอียดรายเตียงบนเครื่องศูนย์กลาง</w:t>
-      </w:r>
-      <w:r>
-        <w:rPr>
-          <w:rFonts w:ascii="TH SarabunPSK" w:cs="TH SarabunPSK" w:eastAsia="TH SarabunPSK" w:hAnsi="TH SarabunPSK"/>
-          <w:b w:val="false"/>
-          <w:bCs w:val="false"/>
-          <w:i w:val="false"/>
-          <w:iCs w:val="false"/>
-          <w:sz w:val="32"/>
-          <w:szCs w:val="32"/>
-        </w:rPr>
-        <w:t xml:space="preserve">	17</w:t>
+        <w:t xml:space="preserve">ภาพที่ ๓  หน้าจอรวมทุกเตียงบนเครื่องศูนย์กลาง</w:t>
+      </w:r>
+      <w:r>
+        <w:rPr>
+          <w:rFonts w:ascii="TH SarabunPSK" w:cs="TH SarabunPSK" w:eastAsia="TH SarabunPSK" w:hAnsi="TH SarabunPSK"/>
+          <w:b w:val="false"/>
+          <w:bCs w:val="false"/>
+          <w:i w:val="false"/>
+          <w:iCs w:val="false"/>
+          <w:sz w:val="32"/>
+          <w:szCs w:val="32"/>
+        </w:rPr>
+        <w:t xml:space="preserve">	15</w:t>
       </w:r>
     </w:p>
     <w:p>
@@ -3612,19 +3612,19 @@
           <w:sz w:val="32"/>
           <w:szCs w:val="32"/>
         </w:rPr>
-        <w:t xml:space="preserve">ภาพที่ ๕  หน้าเว็บสำหรับติดตามผล</w:t>
-      </w:r>
-      <w:r>
-        <w:rPr>
-          <w:rFonts w:ascii="TH SarabunPSK" w:cs="TH SarabunPSK" w:eastAsia="TH SarabunPSK" w:hAnsi="TH SarabunPSK"/>
-          <w:b w:val="false"/>
-          <w:bCs w:val="false"/>
-          <w:i w:val="false"/>
-          <w:iCs w:val="false"/>
-          <w:sz w:val="32"/>
-          <w:szCs w:val="32"/>
-        </w:rPr>
-        <w:t xml:space="preserve">	20</w:t>
+        <w:t xml:space="preserve">ภาพที่ ๔  หน้าจอรายละเอียดรายเตียงบนเครื่องศูนย์กลาง</w:t>
+      </w:r>
+      <w:r>
+        <w:rPr>
+          <w:rFonts w:ascii="TH SarabunPSK" w:cs="TH SarabunPSK" w:eastAsia="TH SarabunPSK" w:hAnsi="TH SarabunPSK"/>
+          <w:b w:val="false"/>
+          <w:bCs w:val="false"/>
+          <w:i w:val="false"/>
+          <w:iCs w:val="false"/>
+          <w:sz w:val="32"/>
+          <w:szCs w:val="32"/>
+        </w:rPr>
+        <w:t xml:space="preserve">	18</w:t>
       </w:r>
     </w:p>
     <w:p>
@@ -3645,19 +3645,19 @@
           <w:sz w:val="32"/>
           <w:szCs w:val="32"/>
         </w:rPr>
-        <w:t xml:space="preserve">ภาพที่ ๖  ผังขั้นตอนการปฏิบัติงาน</w:t>
-      </w:r>
-      <w:r>
-        <w:rPr>
-          <w:rFonts w:ascii="TH SarabunPSK" w:cs="TH SarabunPSK" w:eastAsia="TH SarabunPSK" w:hAnsi="TH SarabunPSK"/>
-          <w:b w:val="false"/>
-          <w:bCs w:val="false"/>
-          <w:i w:val="false"/>
-          <w:iCs w:val="false"/>
-          <w:sz w:val="32"/>
-          <w:szCs w:val="32"/>
-        </w:rPr>
-        <w:t xml:space="preserve">	23</w:t>
+        <w:t xml:space="preserve">ภาพที่ ๕  หน้าเว็บสำหรับติดตามผล</w:t>
+      </w:r>
+      <w:r>
+        <w:rPr>
+          <w:rFonts w:ascii="TH SarabunPSK" w:cs="TH SarabunPSK" w:eastAsia="TH SarabunPSK" w:hAnsi="TH SarabunPSK"/>
+          <w:b w:val="false"/>
+          <w:bCs w:val="false"/>
+          <w:i w:val="false"/>
+          <w:iCs w:val="false"/>
+          <w:sz w:val="32"/>
+          <w:szCs w:val="32"/>
+        </w:rPr>
+        <w:t xml:space="preserve">	21</w:t>
       </w:r>
     </w:p>
     <w:p>
@@ -3678,19 +3678,19 @@
           <w:sz w:val="32"/>
           <w:szCs w:val="32"/>
         </w:rPr>
-        <w:t xml:space="preserve">ภาพที่ ๗  หน้าจอตั้งเลขเตียง</w:t>
-      </w:r>
-      <w:r>
-        <w:rPr>
-          <w:rFonts w:ascii="TH SarabunPSK" w:cs="TH SarabunPSK" w:eastAsia="TH SarabunPSK" w:hAnsi="TH SarabunPSK"/>
-          <w:b w:val="false"/>
-          <w:bCs w:val="false"/>
-          <w:i w:val="false"/>
-          <w:iCs w:val="false"/>
-          <w:sz w:val="32"/>
-          <w:szCs w:val="32"/>
-        </w:rPr>
-        <w:t xml:space="preserve">	25</w:t>
+        <w:t xml:space="preserve">ภาพที่ ๖  ผังขั้นตอนการปฏิบัติงาน</w:t>
+      </w:r>
+      <w:r>
+        <w:rPr>
+          <w:rFonts w:ascii="TH SarabunPSK" w:cs="TH SarabunPSK" w:eastAsia="TH SarabunPSK" w:hAnsi="TH SarabunPSK"/>
+          <w:b w:val="false"/>
+          <w:bCs w:val="false"/>
+          <w:i w:val="false"/>
+          <w:iCs w:val="false"/>
+          <w:sz w:val="32"/>
+          <w:szCs w:val="32"/>
+        </w:rPr>
+        <w:t xml:space="preserve">	24</w:t>
       </w:r>
     </w:p>
     <w:p>
@@ -3711,19 +3711,19 @@
           <w:sz w:val="32"/>
           <w:szCs w:val="32"/>
         </w:rPr>
-        <w:t xml:space="preserve">ภาพที่ ๘  ตำแหน่งเซนเซอร์ที่ถูกต้องเทียบกับตำแหน่งที่พบผิดบ่อย</w:t>
-      </w:r>
-      <w:r>
-        <w:rPr>
-          <w:rFonts w:ascii="TH SarabunPSK" w:cs="TH SarabunPSK" w:eastAsia="TH SarabunPSK" w:hAnsi="TH SarabunPSK"/>
-          <w:b w:val="false"/>
-          <w:bCs w:val="false"/>
-          <w:i w:val="false"/>
-          <w:iCs w:val="false"/>
-          <w:sz w:val="32"/>
-          <w:szCs w:val="32"/>
-        </w:rPr>
-        <w:t xml:space="preserve">	33</w:t>
+        <w:t xml:space="preserve">ภาพที่ ๗  หน้าจอตั้งเลขเตียง</w:t>
+      </w:r>
+      <w:r>
+        <w:rPr>
+          <w:rFonts w:ascii="TH SarabunPSK" w:cs="TH SarabunPSK" w:eastAsia="TH SarabunPSK" w:hAnsi="TH SarabunPSK"/>
+          <w:b w:val="false"/>
+          <w:bCs w:val="false"/>
+          <w:i w:val="false"/>
+          <w:iCs w:val="false"/>
+          <w:sz w:val="32"/>
+          <w:szCs w:val="32"/>
+        </w:rPr>
+        <w:t xml:space="preserve">	26</w:t>
       </w:r>
     </w:p>
     <w:p>
@@ -3744,19 +3744,19 @@
           <w:sz w:val="32"/>
           <w:szCs w:val="32"/>
         </w:rPr>
-        <w:t xml:space="preserve">ภาพที่ ๙  หน้าตรวจเซนเซอร์ของเครื่องรุ่น ๗.๗.x</w:t>
-      </w:r>
-      <w:r>
-        <w:rPr>
-          <w:rFonts w:ascii="TH SarabunPSK" w:cs="TH SarabunPSK" w:eastAsia="TH SarabunPSK" w:hAnsi="TH SarabunPSK"/>
-          <w:b w:val="false"/>
-          <w:bCs w:val="false"/>
-          <w:i w:val="false"/>
-          <w:iCs w:val="false"/>
-          <w:sz w:val="32"/>
-          <w:szCs w:val="32"/>
-        </w:rPr>
-        <w:t xml:space="preserve">	37</w:t>
+        <w:t xml:space="preserve">ภาพที่ ๘  ตำแหน่งเซนเซอร์ที่ถูกต้องเทียบกับตำแหน่งที่พบผิดบ่อย</w:t>
+      </w:r>
+      <w:r>
+        <w:rPr>
+          <w:rFonts w:ascii="TH SarabunPSK" w:cs="TH SarabunPSK" w:eastAsia="TH SarabunPSK" w:hAnsi="TH SarabunPSK"/>
+          <w:b w:val="false"/>
+          <w:bCs w:val="false"/>
+          <w:i w:val="false"/>
+          <w:iCs w:val="false"/>
+          <w:sz w:val="32"/>
+          <w:szCs w:val="32"/>
+        </w:rPr>
+        <w:t xml:space="preserve">	34</w:t>
       </w:r>
     </w:p>
     <w:p>
@@ -3777,19 +3777,19 @@
           <w:sz w:val="32"/>
           <w:szCs w:val="32"/>
         </w:rPr>
-        <w:t xml:space="preserve">ภาพที่ ๑๐  หน้าจอทั้งสี่ขั้นของการคาลิเบรตในเครื่องรุ่น ๗.๕.x</w:t>
-      </w:r>
-      <w:r>
-        <w:rPr>
-          <w:rFonts w:ascii="TH SarabunPSK" w:cs="TH SarabunPSK" w:eastAsia="TH SarabunPSK" w:hAnsi="TH SarabunPSK"/>
-          <w:b w:val="false"/>
-          <w:bCs w:val="false"/>
-          <w:i w:val="false"/>
-          <w:iCs w:val="false"/>
-          <w:sz w:val="32"/>
-          <w:szCs w:val="32"/>
-        </w:rPr>
-        <w:t xml:space="preserve">	39</w:t>
+        <w:t xml:space="preserve">ภาพที่ ๙  หน้าตรวจเซนเซอร์ของเครื่องรุ่น ๗.๗.x</w:t>
+      </w:r>
+      <w:r>
+        <w:rPr>
+          <w:rFonts w:ascii="TH SarabunPSK" w:cs="TH SarabunPSK" w:eastAsia="TH SarabunPSK" w:hAnsi="TH SarabunPSK"/>
+          <w:b w:val="false"/>
+          <w:bCs w:val="false"/>
+          <w:i w:val="false"/>
+          <w:iCs w:val="false"/>
+          <w:sz w:val="32"/>
+          <w:szCs w:val="32"/>
+        </w:rPr>
+        <w:t xml:space="preserve">	38</w:t>
       </w:r>
     </w:p>
     <w:p>
@@ -3810,19 +3810,19 @@
           <w:sz w:val="32"/>
           <w:szCs w:val="32"/>
         </w:rPr>
-        <w:t xml:space="preserve">ภาพที่ ๑๑  หน้าจอเตือนเหตุวิกฤตและหน้าจอเตือนสารน้ำใกล้หมด</w:t>
-      </w:r>
-      <w:r>
-        <w:rPr>
-          <w:rFonts w:ascii="TH SarabunPSK" w:cs="TH SarabunPSK" w:eastAsia="TH SarabunPSK" w:hAnsi="TH SarabunPSK"/>
-          <w:b w:val="false"/>
-          <w:bCs w:val="false"/>
-          <w:i w:val="false"/>
-          <w:iCs w:val="false"/>
-          <w:sz w:val="32"/>
-          <w:szCs w:val="32"/>
-        </w:rPr>
-        <w:t xml:space="preserve">	50</w:t>
+        <w:t xml:space="preserve">ภาพที่ ๑๐  หน้าจอทั้งสี่ขั้นของการคาลิเบรตในเครื่องรุ่น ๗.๕.x</w:t>
+      </w:r>
+      <w:r>
+        <w:rPr>
+          <w:rFonts w:ascii="TH SarabunPSK" w:cs="TH SarabunPSK" w:eastAsia="TH SarabunPSK" w:hAnsi="TH SarabunPSK"/>
+          <w:b w:val="false"/>
+          <w:bCs w:val="false"/>
+          <w:i w:val="false"/>
+          <w:iCs w:val="false"/>
+          <w:sz w:val="32"/>
+          <w:szCs w:val="32"/>
+        </w:rPr>
+        <w:t xml:space="preserve">	40</w:t>
       </w:r>
     </w:p>
     <w:p>
@@ -3843,6 +3843,39 @@
           <w:sz w:val="32"/>
           <w:szCs w:val="32"/>
         </w:rPr>
+        <w:t xml:space="preserve">ภาพที่ ๑๑  หน้าจอเตือนเหตุวิกฤตและหน้าจอเตือนสารน้ำใกล้หมด</w:t>
+      </w:r>
+      <w:r>
+        <w:rPr>
+          <w:rFonts w:ascii="TH SarabunPSK" w:cs="TH SarabunPSK" w:eastAsia="TH SarabunPSK" w:hAnsi="TH SarabunPSK"/>
+          <w:b w:val="false"/>
+          <w:bCs w:val="false"/>
+          <w:i w:val="false"/>
+          <w:iCs w:val="false"/>
+          <w:sz w:val="32"/>
+          <w:szCs w:val="32"/>
+        </w:rPr>
+        <w:t xml:space="preserve">	51</w:t>
+      </w:r>
+    </w:p>
+    <w:p>
+      <w:pPr>
+        <w:tabs>
+          <w:tab w:val="right" w:pos="8306" w:leader="dot"/>
+        </w:tabs>
+        <w:spacing w:after="40" w:line="240" w:lineRule="auto"/>
+        <w:ind w:left="0"/>
+      </w:pPr>
+      <w:r>
+        <w:rPr>
+          <w:rFonts w:ascii="TH SarabunPSK" w:cs="TH SarabunPSK" w:eastAsia="TH SarabunPSK" w:hAnsi="TH SarabunPSK"/>
+          <w:b w:val="false"/>
+          <w:bCs w:val="false"/>
+          <w:i w:val="false"/>
+          <w:iCs w:val="false"/>
+          <w:sz w:val="32"/>
+          <w:szCs w:val="32"/>
+        </w:rPr>
         <w:t xml:space="preserve">ภาพที่ ๑๒  หน้าตรวจการเชื่อมต่อที่พบเลขเตียงซ้ำ</w:t>
       </w:r>
       <w:r>
@@ -3855,7 +3888,7 @@
           <w:sz w:val="32"/>
           <w:szCs w:val="32"/>
         </w:rPr>
-        <w:t xml:space="preserve">	58</w:t>
+        <w:t xml:space="preserve">	60</w:t>
       </w:r>
       <w:r>
         <w:rPr>
@@ -9134,7 +9167,7 @@
                 <w:sz w:val="30"/>
                 <w:szCs w:val="30"/>
               </w:rPr>
-              <w:t xml:space="preserve">DUP!</w:t>
+              <w:t xml:space="preserve">BATT</w:t>
             </w:r>
           </w:p>
         </w:tc>
@@ -9164,7 +9197,7 @@
                 <w:sz w:val="30"/>
                 <w:szCs w:val="30"/>
               </w:rPr>
-              <w:t xml:space="preserve">มีเครื่องมากกว่าหนึ่งเครื่องตั้งเลขเตียงนี้ซ้ำกัน</w:t>
+              <w:t xml:space="preserve">แบตเตอรี่ของเครื่องข้างเตียงต่ำกว่าเกณฑ์ (ประมาณร้อยละ ๑๓) ใช้ได้อีกราว ๒๐ ถึง ๒๕ นาที แสดงเฉพาะเมื่อไม่มีเหตุอื่นที่สำคัญกว่า</w:t>
             </w:r>
           </w:p>
         </w:tc>
@@ -9194,7 +9227,7 @@
                 <w:sz w:val="30"/>
                 <w:szCs w:val="30"/>
               </w:rPr>
-              <w:t xml:space="preserve">ตั้งเลขเตียงใหม่ให้ไม่ซ้ำ (ดูหัวข้อ ๖.๒)</w:t>
+              <w:t xml:space="preserve">เสียบสายไฟเลี้ยงที่เครื่องข้างเตียงทันที คำนี้จะหายเองเมื่อแบตเตอรี่ได้รับประจุ</w:t>
             </w:r>
           </w:p>
         </w:tc>
@@ -9226,7 +9259,7 @@
                 <w:sz w:val="30"/>
                 <w:szCs w:val="30"/>
               </w:rPr>
-              <w:t xml:space="preserve">OFF</w:t>
+              <w:t xml:space="preserve">DUP!</w:t>
             </w:r>
           </w:p>
         </w:tc>
@@ -9256,7 +9289,7 @@
                 <w:sz w:val="30"/>
                 <w:szCs w:val="30"/>
               </w:rPr>
-              <w:t xml:space="preserve">ไม่ได้รับข้อมูลจากเครื่องข้างเตียงเกิน ๘ วินาที</w:t>
+              <w:t xml:space="preserve">มีเครื่องมากกว่าหนึ่งเครื่องตั้งเลขเตียงนี้ซ้ำกัน</w:t>
             </w:r>
           </w:p>
         </w:tc>
@@ -9286,7 +9319,7 @@
                 <w:sz w:val="30"/>
                 <w:szCs w:val="30"/>
               </w:rPr>
-              <w:t xml:space="preserve">ตรวจว่าเครื่องเปิดอยู่ เลขเตียงถูกต้อง และอยู่ในระยะสัญญาณ</w:t>
+              <w:t xml:space="preserve">ตั้งเลขเตียงใหม่ให้ไม่ซ้ำ (ดูหัวข้อ ๖.๒)</w:t>
             </w:r>
           </w:p>
         </w:tc>
@@ -9318,6 +9351,98 @@
                 <w:sz w:val="30"/>
                 <w:szCs w:val="30"/>
               </w:rPr>
+              <w:t xml:space="preserve">OFF</w:t>
+            </w:r>
+          </w:p>
+        </w:tc>
+        <w:tc>
+          <w:tcPr>
+            <w:tcW w:type="dxa" w:w="3655"/>
+            <w:tcMar>
+              <w:top w:type="dxa" w:w="60"/>
+              <w:left w:type="dxa" w:w="90"/>
+              <w:bottom w:type="dxa" w:w="60"/>
+              <w:right w:type="dxa" w:w="90"/>
+            </w:tcMar>
+            <w:vAlign w:val="center"/>
+          </w:tcPr>
+          <w:p>
+            <w:pPr>
+              <w:spacing w:after="0" w:line="260" w:lineRule="auto"/>
+              <w:jc w:val="left"/>
+            </w:pPr>
+            <w:r>
+              <w:rPr>
+                <w:rFonts w:ascii="TH SarabunPSK" w:cs="TH SarabunPSK" w:eastAsia="TH SarabunPSK" w:hAnsi="TH SarabunPSK"/>
+                <w:b w:val="false"/>
+                <w:bCs w:val="false"/>
+                <w:i w:val="false"/>
+                <w:iCs w:val="false"/>
+                <w:sz w:val="30"/>
+                <w:szCs w:val="30"/>
+              </w:rPr>
+              <w:t xml:space="preserve">ไม่ได้รับข้อมูลจากเครื่องข้างเตียงเกิน ๘ วินาที</w:t>
+            </w:r>
+          </w:p>
+        </w:tc>
+        <w:tc>
+          <w:tcPr>
+            <w:tcW w:type="dxa" w:w="3489"/>
+            <w:tcMar>
+              <w:top w:type="dxa" w:w="60"/>
+              <w:left w:type="dxa" w:w="90"/>
+              <w:bottom w:type="dxa" w:w="60"/>
+              <w:right w:type="dxa" w:w="90"/>
+            </w:tcMar>
+            <w:vAlign w:val="center"/>
+          </w:tcPr>
+          <w:p>
+            <w:pPr>
+              <w:spacing w:after="0" w:line="260" w:lineRule="auto"/>
+              <w:jc w:val="left"/>
+            </w:pPr>
+            <w:r>
+              <w:rPr>
+                <w:rFonts w:ascii="TH SarabunPSK" w:cs="TH SarabunPSK" w:eastAsia="TH SarabunPSK" w:hAnsi="TH SarabunPSK"/>
+                <w:b w:val="false"/>
+                <w:bCs w:val="false"/>
+                <w:i w:val="false"/>
+                <w:iCs w:val="false"/>
+                <w:sz w:val="30"/>
+                <w:szCs w:val="30"/>
+              </w:rPr>
+              <w:t xml:space="preserve">ตรวจว่าเครื่องเปิดอยู่ เลขเตียงถูกต้อง และอยู่ในระยะสัญญาณ</w:t>
+            </w:r>
+          </w:p>
+        </w:tc>
+      </w:tr>
+      <w:tr>
+        <w:tc>
+          <w:tcPr>
+            <w:tcW w:type="dxa" w:w="1163"/>
+            <w:tcMar>
+              <w:top w:type="dxa" w:w="60"/>
+              <w:left w:type="dxa" w:w="90"/>
+              <w:bottom w:type="dxa" w:w="60"/>
+              <w:right w:type="dxa" w:w="90"/>
+            </w:tcMar>
+            <w:vAlign w:val="center"/>
+          </w:tcPr>
+          <w:p>
+            <w:pPr>
+              <w:spacing w:after="0" w:line="260" w:lineRule="auto"/>
+              <w:jc w:val="center"/>
+            </w:pPr>
+            <w:r>
+              <w:rPr>
+                <w:rFonts w:ascii="TH SarabunPSK" w:cs="TH SarabunPSK" w:eastAsia="TH SarabunPSK" w:hAnsi="TH SarabunPSK"/>
+                <w:b w:val="false"/>
+                <w:bCs w:val="false"/>
+                <w:i w:val="false"/>
+                <w:iCs w:val="false"/>
+                <w:sz w:val="30"/>
+                <w:szCs w:val="30"/>
+              </w:rPr>
               <w:t xml:space="preserve">LOST</w:t>
             </w:r>
           </w:p>
@@ -9384,6 +9509,25 @@
         </w:tc>
       </w:tr>
     </w:tbl>
+    <w:p>
+      <w:pPr>
+        <w:spacing w:after="60" w:line="240" w:lineRule="auto"/>
+        <w:ind w:firstLine="576"/>
+        <w:jc w:val="thaiDistribute"/>
+      </w:pPr>
+      <w:r>
+        <w:rPr>
+          <w:rFonts w:ascii="TH SarabunPSK" w:cs="TH SarabunPSK" w:eastAsia="TH SarabunPSK" w:hAnsi="TH SarabunPSK"/>
+          <w:b w:val="false"/>
+          <w:bCs w:val="false"/>
+          <w:i w:val="false"/>
+          <w:iCs w:val="false"/>
+          <w:sz w:val="32"/>
+          <w:szCs w:val="32"/>
+        </w:rPr>
+        <w:t xml:space="preserve">เมื่อแบตเตอรี่ของเครื่องใดต่ำ แถบล่างของหน้าจอรวมจะบอกว่าเป็นเครื่องใด เช่น “B4 LOW BATTERY 10%” หรือ “HOST LOW BATTERY 6%” หากเป็นแบตเตอรี่ของเครื่องศูนย์กลางเอง นาฬิกาบนหัวจอจะสลับกับคำว่า LOW BAT และเมื่อถึงระดับวิกฤตจะแสดง LOW BAT ค้างไว้แทนนาฬิกา (รายละเอียดในหัวข้อ ๗.๒)</w:t>
+      </w:r>
+    </w:p>
     <w:p>
       <w:pPr>
         <w:spacing w:after="120" w:line="240" w:lineRule="auto"/>
@@ -10293,6 +10437,68 @@
                 <w:sz w:val="30"/>
                 <w:szCs w:val="30"/>
               </w:rPr>
+              <w:t xml:space="preserve">เสียงต่ำยาวสองครั้ง เป็นระยะ</w:t>
+            </w:r>
+          </w:p>
+        </w:tc>
+        <w:tc>
+          <w:tcPr>
+            <w:tcW w:type="dxa" w:w="5814"/>
+            <w:tcMar>
+              <w:top w:type="dxa" w:w="60"/>
+              <w:left w:type="dxa" w:w="90"/>
+              <w:bottom w:type="dxa" w:w="60"/>
+              <w:right w:type="dxa" w:w="90"/>
+            </w:tcMar>
+            <w:vAlign w:val="center"/>
+          </w:tcPr>
+          <w:p>
+            <w:pPr>
+              <w:spacing w:after="0" w:line="260" w:lineRule="auto"/>
+              <w:jc w:val="left"/>
+            </w:pPr>
+            <w:r>
+              <w:rPr>
+                <w:rFonts w:ascii="TH SarabunPSK" w:cs="TH SarabunPSK" w:eastAsia="TH SarabunPSK" w:hAnsi="TH SarabunPSK"/>
+                <w:b w:val="false"/>
+                <w:bCs w:val="false"/>
+                <w:i w:val="false"/>
+                <w:iCs w:val="false"/>
+                <w:sz w:val="30"/>
+                <w:szCs w:val="30"/>
+              </w:rPr>
+              <w:t xml:space="preserve">แบตเตอรี่ต่ำ เตือนซ้ำทุก ๕ นาที หากถึงระดับวิกฤตจะเตือนทุก ๑ นาที ไม่มีปุ่มรับทราบ เสียงหยุดเองเมื่อเสียบสายไฟ</w:t>
+            </w:r>
+          </w:p>
+        </w:tc>
+      </w:tr>
+      <w:tr>
+        <w:tc>
+          <w:tcPr>
+            <w:tcW w:type="dxa" w:w="2492"/>
+            <w:tcMar>
+              <w:top w:type="dxa" w:w="60"/>
+              <w:left w:type="dxa" w:w="90"/>
+              <w:bottom w:type="dxa" w:w="60"/>
+              <w:right w:type="dxa" w:w="90"/>
+            </w:tcMar>
+            <w:vAlign w:val="center"/>
+          </w:tcPr>
+          <w:p>
+            <w:pPr>
+              <w:spacing w:after="0" w:line="260" w:lineRule="auto"/>
+              <w:jc w:val="left"/>
+            </w:pPr>
+            <w:r>
+              <w:rPr>
+                <w:rFonts w:ascii="TH SarabunPSK" w:cs="TH SarabunPSK" w:eastAsia="TH SarabunPSK" w:hAnsi="TH SarabunPSK"/>
+                <w:b w:val="false"/>
+                <w:bCs w:val="false"/>
+                <w:i w:val="false"/>
+                <w:iCs w:val="false"/>
+                <w:sz w:val="30"/>
+                <w:szCs w:val="30"/>
+              </w:rPr>
               <w:t xml:space="preserve">ไม่มีเสียง แต่จอแสดงสถานะผิดปกติ</w:t>
             </w:r>
           </w:p>
@@ -20690,6 +20896,39 @@
     </w:p>
     <w:p>
       <w:pPr>
+        <w:tabs>
+          <w:tab w:val="left" w:pos="863"/>
+        </w:tabs>
+        <w:spacing w:after="40" w:line="240" w:lineRule="auto"/>
+        <w:ind w:left="863" w:hanging="504"/>
+      </w:pPr>
+      <w:r>
+        <w:rPr>
+          <w:rFonts w:ascii="TH SarabunPSK" w:cs="TH SarabunPSK" w:eastAsia="TH SarabunPSK" w:hAnsi="TH SarabunPSK"/>
+          <w:b w:val="false"/>
+          <w:bCs w:val="false"/>
+          <w:i w:val="false"/>
+          <w:iCs w:val="false"/>
+          <w:sz w:val="32"/>
+          <w:szCs w:val="32"/>
+        </w:rPr>
+        <w:t xml:space="preserve">(๓)	</w:t>
+      </w:r>
+      <w:r>
+        <w:rPr>
+          <w:rFonts w:ascii="TH SarabunPSK" w:cs="TH SarabunPSK" w:eastAsia="TH SarabunPSK" w:hAnsi="TH SarabunPSK"/>
+          <w:b w:val="false"/>
+          <w:bCs w:val="false"/>
+          <w:i w:val="false"/>
+          <w:iCs w:val="false"/>
+          <w:sz w:val="32"/>
+          <w:szCs w:val="32"/>
+        </w:rPr>
+        <w:t xml:space="preserve">เหตุด้านอุปกรณ์ ได้แก่ แบตเตอรี่ต่ำ จะมีเสียงต่ำสองครั้งเป็นระยะ และคำว่า LOW BAT หรือ BATT บนจอ ไม่ใช่เหตุทางคลินิก แต่ต้องเสียบสายไฟก่อนเครื่องดับ เพราะเมื่อเครื่องดับ การเฝ้าระวังเตียงนั้นจะหยุดลงทันที เสียงเตือนแบตเตอรี่จะไม่ดังทับเสียงเตือนเหตุวิกฤต</w:t>
+      </w:r>
+    </w:p>
+    <w:p>
+      <w:pPr>
         <w:pStyle w:val="Heading2"/>
         <w:spacing w:after="90" w:before="280"/>
       </w:pPr>
@@ -22024,6 +22263,146 @@
                 <w:szCs w:val="28"/>
               </w:rPr>
               <w:t xml:space="preserve">ตรวจตามลำดับในหัวข้อ ๖.๒ ระหว่างที่ยังไม่ได้ข้อมูล ให้กลับไปเฝ้าระวังเตียงนั้นด้วยการตรวจเยี่ยมและนับหยดด้วยตาตามมาตรฐานเดิม</w:t>
+            </w:r>
+          </w:p>
+        </w:tc>
+      </w:tr>
+      <w:tr>
+        <w:tc>
+          <w:tcPr>
+            <w:tcW w:type="dxa" w:w="1578"/>
+            <w:tcMar>
+              <w:top w:type="dxa" w:w="60"/>
+              <w:left w:type="dxa" w:w="90"/>
+              <w:bottom w:type="dxa" w:w="60"/>
+              <w:right w:type="dxa" w:w="90"/>
+            </w:tcMar>
+            <w:vAlign w:val="center"/>
+          </w:tcPr>
+          <w:p>
+            <w:pPr>
+              <w:spacing w:after="0" w:line="260" w:lineRule="auto"/>
+              <w:jc w:val="left"/>
+            </w:pPr>
+            <w:r>
+              <w:rPr>
+                <w:rFonts w:ascii="TH SarabunPSK" w:cs="TH SarabunPSK" w:eastAsia="TH SarabunPSK" w:hAnsi="TH SarabunPSK"/>
+                <w:b w:val="false"/>
+                <w:bCs w:val="false"/>
+                <w:i w:val="false"/>
+                <w:iCs w:val="false"/>
+                <w:sz w:val="28"/>
+                <w:szCs w:val="28"/>
+              </w:rPr>
+              <w:t xml:space="preserve">LOW BAT</w:t>
+            </w:r>
+          </w:p>
+          <w:p>
+            <w:pPr>
+              <w:spacing w:after="0" w:line="260" w:lineRule="auto"/>
+              <w:jc w:val="left"/>
+            </w:pPr>
+            <w:r>
+              <w:rPr>
+                <w:rFonts w:ascii="TH SarabunPSK" w:cs="TH SarabunPSK" w:eastAsia="TH SarabunPSK" w:hAnsi="TH SarabunPSK"/>
+                <w:b w:val="false"/>
+                <w:bCs w:val="false"/>
+                <w:i w:val="false"/>
+                <w:iCs w:val="false"/>
+                <w:sz w:val="28"/>
+                <w:szCs w:val="28"/>
+              </w:rPr>
+              <w:t xml:space="preserve">(BATT)</w:t>
+            </w:r>
+          </w:p>
+        </w:tc>
+        <w:tc>
+          <w:tcPr>
+            <w:tcW w:type="dxa" w:w="914"/>
+            <w:tcMar>
+              <w:top w:type="dxa" w:w="60"/>
+              <w:left w:type="dxa" w:w="90"/>
+              <w:bottom w:type="dxa" w:w="60"/>
+              <w:right w:type="dxa" w:w="90"/>
+            </w:tcMar>
+            <w:vAlign w:val="center"/>
+          </w:tcPr>
+          <w:p>
+            <w:pPr>
+              <w:spacing w:after="0" w:line="260" w:lineRule="auto"/>
+              <w:jc w:val="center"/>
+            </w:pPr>
+            <w:r>
+              <w:rPr>
+                <w:rFonts w:ascii="TH SarabunPSK" w:cs="TH SarabunPSK" w:eastAsia="TH SarabunPSK" w:hAnsi="TH SarabunPSK"/>
+                <w:b w:val="false"/>
+                <w:bCs w:val="false"/>
+                <w:i w:val="false"/>
+                <w:iCs w:val="false"/>
+                <w:sz w:val="28"/>
+                <w:szCs w:val="28"/>
+              </w:rPr>
+              <w:t xml:space="preserve">อุปกรณ์</w:t>
+            </w:r>
+          </w:p>
+        </w:tc>
+        <w:tc>
+          <w:tcPr>
+            <w:tcW w:type="dxa" w:w="2907"/>
+            <w:tcMar>
+              <w:top w:type="dxa" w:w="60"/>
+              <w:left w:type="dxa" w:w="90"/>
+              <w:bottom w:type="dxa" w:w="60"/>
+              <w:right w:type="dxa" w:w="90"/>
+            </w:tcMar>
+            <w:vAlign w:val="center"/>
+          </w:tcPr>
+          <w:p>
+            <w:pPr>
+              <w:spacing w:after="0" w:line="260" w:lineRule="auto"/>
+              <w:jc w:val="left"/>
+            </w:pPr>
+            <w:r>
+              <w:rPr>
+                <w:rFonts w:ascii="TH SarabunPSK" w:cs="TH SarabunPSK" w:eastAsia="TH SarabunPSK" w:hAnsi="TH SarabunPSK"/>
+                <w:b w:val="false"/>
+                <w:bCs w:val="false"/>
+                <w:i w:val="false"/>
+                <w:iCs w:val="false"/>
+                <w:sz w:val="28"/>
+                <w:szCs w:val="28"/>
+              </w:rPr>
+              <w:t xml:space="preserve">แบตเตอรี่ของเครื่องข้างเตียงหรือเครื่องศูนย์กลางเหลือประมาณร้อยละ ๑๓ (ระดับต่ำ) หรือร้อยละ ๖ (ระดับวิกฤต) สายไฟเลี้ยงหลุด หรือลืมเสียบหลังเคลื่อนย้ายเตียง</w:t>
+            </w:r>
+          </w:p>
+        </w:tc>
+        <w:tc>
+          <w:tcPr>
+            <w:tcW w:type="dxa" w:w="2907"/>
+            <w:tcMar>
+              <w:top w:type="dxa" w:w="60"/>
+              <w:left w:type="dxa" w:w="90"/>
+              <w:bottom w:type="dxa" w:w="60"/>
+              <w:right w:type="dxa" w:w="90"/>
+            </w:tcMar>
+            <w:vAlign w:val="center"/>
+          </w:tcPr>
+          <w:p>
+            <w:pPr>
+              <w:spacing w:after="0" w:line="260" w:lineRule="auto"/>
+              <w:jc w:val="left"/>
+            </w:pPr>
+            <w:r>
+              <w:rPr>
+                <w:rFonts w:ascii="TH SarabunPSK" w:cs="TH SarabunPSK" w:eastAsia="TH SarabunPSK" w:hAnsi="TH SarabunPSK"/>
+                <w:b w:val="false"/>
+                <w:bCs w:val="false"/>
+                <w:i w:val="false"/>
+                <w:iCs w:val="false"/>
+                <w:sz w:val="28"/>
+                <w:szCs w:val="28"/>
+              </w:rPr>
+              <w:t xml:space="preserve">เสียบสายไฟเลี้ยงที่เครื่องนั้นทันที ระดับต่ำยังใช้ได้อีกราว ๒๐ ถึง ๒๕ นาที ระดับวิกฤตเครื่องอาจดับภายในไม่กี่นาที หากเครื่องดับก่อนเสียบสาย ให้นับหยดด้วยตาจนกว่าเครื่องจะกลับมาทำงาน</w:t>
             </w:r>
           </w:p>
         </w:tc>
@@ -25667,7 +26046,472 @@
           <w:sz w:val="32"/>
           <w:szCs w:val="32"/>
         </w:rPr>
-        <w:t xml:space="preserve">หากหน้าจอแสดงระดับแบตเตอรี่ต่ำ ให้เสียบสายไฟทันที</w:t>
+        <w:t xml:space="preserve">หากหน้าจอแสดงระดับแบตเตอรี่ต่ำ ให้เสียบสายไฟทันที ระบบเตือนแบตเตอรี่สองระดับ ตามตารางที่ ๑๘</w:t>
+      </w:r>
+    </w:p>
+    <w:p>
+      <w:pPr>
+        <w:pStyle w:val="CaptionTable"/>
+        <w:spacing w:after="100" w:before="120" w:line="260" w:lineRule="auto"/>
+        <w:jc w:val="center"/>
+      </w:pPr>
+      <w:r>
+        <w:rPr>
+          <w:rFonts w:ascii="TH SarabunPSK" w:cs="TH SarabunPSK" w:eastAsia="TH SarabunPSK" w:hAnsi="TH SarabunPSK"/>
+          <w:b/>
+          <w:bCs/>
+          <w:i w:val="false"/>
+          <w:iCs w:val="false"/>
+          <w:sz w:val="30"/>
+          <w:szCs w:val="30"/>
+        </w:rPr>
+        <w:t xml:space="preserve">ตารางที่ ๑๘  ระดับการเตือนแบตเตอรี่ต่ำ</w:t>
+      </w:r>
+    </w:p>
+    <w:tbl>
+      <w:tblPr>
+        <w:tblW w:type="dxa" w:w="8306"/>
+        <w:tblBorders>
+          <w:top w:val="single" w:color="auto" w:sz="4"/>
+          <w:left w:val="single" w:color="auto" w:sz="4"/>
+          <w:bottom w:val="single" w:color="auto" w:sz="4"/>
+          <w:right w:val="single" w:color="auto" w:sz="4"/>
+          <w:insideH w:val="single" w:color="auto" w:sz="4"/>
+          <w:insideV w:val="single" w:color="auto" w:sz="4"/>
+        </w:tblBorders>
+      </w:tblPr>
+      <w:tblGrid>
+        <w:gridCol w:w="1163"/>
+        <w:gridCol w:w="1827"/>
+        <w:gridCol w:w="3156"/>
+        <w:gridCol w:w="2160"/>
+      </w:tblGrid>
+      <w:tr>
+        <w:trPr>
+          <w:tblHeader/>
+        </w:trPr>
+        <w:tc>
+          <w:tcPr>
+            <w:tcW w:type="dxa" w:w="1163"/>
+            <w:shd w:fill="DCE6F1" w:color="auto" w:val="clear"/>
+            <w:tcMar>
+              <w:top w:type="dxa" w:w="60"/>
+              <w:left w:type="dxa" w:w="90"/>
+              <w:bottom w:type="dxa" w:w="60"/>
+              <w:right w:type="dxa" w:w="90"/>
+            </w:tcMar>
+            <w:vAlign w:val="center"/>
+          </w:tcPr>
+          <w:p>
+            <w:pPr>
+              <w:spacing w:after="0" w:line="260" w:lineRule="auto"/>
+              <w:jc w:val="center"/>
+            </w:pPr>
+            <w:r>
+              <w:rPr>
+                <w:rFonts w:ascii="TH SarabunPSK" w:cs="TH SarabunPSK" w:eastAsia="TH SarabunPSK" w:hAnsi="TH SarabunPSK"/>
+                <w:b/>
+                <w:bCs/>
+                <w:i w:val="false"/>
+                <w:iCs w:val="false"/>
+                <w:sz w:val="28"/>
+                <w:szCs w:val="28"/>
+              </w:rPr>
+              <w:t xml:space="preserve">ระดับ</w:t>
+            </w:r>
+          </w:p>
+        </w:tc>
+        <w:tc>
+          <w:tcPr>
+            <w:tcW w:type="dxa" w:w="1827"/>
+            <w:shd w:fill="DCE6F1" w:color="auto" w:val="clear"/>
+            <w:tcMar>
+              <w:top w:type="dxa" w:w="60"/>
+              <w:left w:type="dxa" w:w="90"/>
+              <w:bottom w:type="dxa" w:w="60"/>
+              <w:right w:type="dxa" w:w="90"/>
+            </w:tcMar>
+            <w:vAlign w:val="center"/>
+          </w:tcPr>
+          <w:p>
+            <w:pPr>
+              <w:spacing w:after="0" w:line="260" w:lineRule="auto"/>
+              <w:jc w:val="center"/>
+            </w:pPr>
+            <w:r>
+              <w:rPr>
+                <w:rFonts w:ascii="TH SarabunPSK" w:cs="TH SarabunPSK" w:eastAsia="TH SarabunPSK" w:hAnsi="TH SarabunPSK"/>
+                <w:b/>
+                <w:bCs/>
+                <w:i w:val="false"/>
+                <w:iCs w:val="false"/>
+                <w:sz w:val="28"/>
+                <w:szCs w:val="28"/>
+              </w:rPr>
+              <w:t xml:space="preserve">แบตเตอรี่เหลือ</w:t>
+            </w:r>
+          </w:p>
+        </w:tc>
+        <w:tc>
+          <w:tcPr>
+            <w:tcW w:type="dxa" w:w="3156"/>
+            <w:shd w:fill="DCE6F1" w:color="auto" w:val="clear"/>
+            <w:tcMar>
+              <w:top w:type="dxa" w:w="60"/>
+              <w:left w:type="dxa" w:w="90"/>
+              <w:bottom w:type="dxa" w:w="60"/>
+              <w:right w:type="dxa" w:w="90"/>
+            </w:tcMar>
+            <w:vAlign w:val="center"/>
+          </w:tcPr>
+          <w:p>
+            <w:pPr>
+              <w:spacing w:after="0" w:line="260" w:lineRule="auto"/>
+              <w:jc w:val="center"/>
+            </w:pPr>
+            <w:r>
+              <w:rPr>
+                <w:rFonts w:ascii="TH SarabunPSK" w:cs="TH SarabunPSK" w:eastAsia="TH SarabunPSK" w:hAnsi="TH SarabunPSK"/>
+                <w:b/>
+                <w:bCs/>
+                <w:i w:val="false"/>
+                <w:iCs w:val="false"/>
+                <w:sz w:val="28"/>
+                <w:szCs w:val="28"/>
+              </w:rPr>
+              <w:t xml:space="preserve">สิ่งที่เห็นและได้ยิน</w:t>
+            </w:r>
+          </w:p>
+        </w:tc>
+        <w:tc>
+          <w:tcPr>
+            <w:tcW w:type="dxa" w:w="2160"/>
+            <w:shd w:fill="DCE6F1" w:color="auto" w:val="clear"/>
+            <w:tcMar>
+              <w:top w:type="dxa" w:w="60"/>
+              <w:left w:type="dxa" w:w="90"/>
+              <w:bottom w:type="dxa" w:w="60"/>
+              <w:right w:type="dxa" w:w="90"/>
+            </w:tcMar>
+            <w:vAlign w:val="center"/>
+          </w:tcPr>
+          <w:p>
+            <w:pPr>
+              <w:spacing w:after="0" w:line="260" w:lineRule="auto"/>
+              <w:jc w:val="center"/>
+            </w:pPr>
+            <w:r>
+              <w:rPr>
+                <w:rFonts w:ascii="TH SarabunPSK" w:cs="TH SarabunPSK" w:eastAsia="TH SarabunPSK" w:hAnsi="TH SarabunPSK"/>
+                <w:b/>
+                <w:bCs/>
+                <w:i w:val="false"/>
+                <w:iCs w:val="false"/>
+                <w:sz w:val="28"/>
+                <w:szCs w:val="28"/>
+              </w:rPr>
+              <w:t xml:space="preserve">สิ่งที่ต้องทำ</w:t>
+            </w:r>
+          </w:p>
+        </w:tc>
+      </w:tr>
+      <w:tr>
+        <w:tc>
+          <w:tcPr>
+            <w:tcW w:type="dxa" w:w="1163"/>
+            <w:tcMar>
+              <w:top w:type="dxa" w:w="60"/>
+              <w:left w:type="dxa" w:w="90"/>
+              <w:bottom w:type="dxa" w:w="60"/>
+              <w:right w:type="dxa" w:w="90"/>
+            </w:tcMar>
+            <w:vAlign w:val="center"/>
+          </w:tcPr>
+          <w:p>
+            <w:pPr>
+              <w:spacing w:after="0" w:line="260" w:lineRule="auto"/>
+              <w:jc w:val="center"/>
+            </w:pPr>
+            <w:r>
+              <w:rPr>
+                <w:rFonts w:ascii="TH SarabunPSK" w:cs="TH SarabunPSK" w:eastAsia="TH SarabunPSK" w:hAnsi="TH SarabunPSK"/>
+                <w:b w:val="false"/>
+                <w:bCs w:val="false"/>
+                <w:i w:val="false"/>
+                <w:iCs w:val="false"/>
+                <w:sz w:val="28"/>
+                <w:szCs w:val="28"/>
+              </w:rPr>
+              <w:t xml:space="preserve">ต่ำ</w:t>
+            </w:r>
+          </w:p>
+        </w:tc>
+        <w:tc>
+          <w:tcPr>
+            <w:tcW w:type="dxa" w:w="1827"/>
+            <w:tcMar>
+              <w:top w:type="dxa" w:w="60"/>
+              <w:left w:type="dxa" w:w="90"/>
+              <w:bottom w:type="dxa" w:w="60"/>
+              <w:right w:type="dxa" w:w="90"/>
+            </w:tcMar>
+            <w:vAlign w:val="center"/>
+          </w:tcPr>
+          <w:p>
+            <w:pPr>
+              <w:spacing w:after="0" w:line="260" w:lineRule="auto"/>
+              <w:jc w:val="left"/>
+            </w:pPr>
+            <w:r>
+              <w:rPr>
+                <w:rFonts w:ascii="TH SarabunPSK" w:cs="TH SarabunPSK" w:eastAsia="TH SarabunPSK" w:hAnsi="TH SarabunPSK"/>
+                <w:b w:val="false"/>
+                <w:bCs w:val="false"/>
+                <w:i w:val="false"/>
+                <w:iCs w:val="false"/>
+                <w:sz w:val="28"/>
+                <w:szCs w:val="28"/>
+              </w:rPr>
+              <w:t xml:space="preserve">ประมาณร้อยละ ๑๓</w:t>
+            </w:r>
+          </w:p>
+          <w:p>
+            <w:pPr>
+              <w:spacing w:after="0" w:line="260" w:lineRule="auto"/>
+              <w:jc w:val="left"/>
+            </w:pPr>
+            <w:r>
+              <w:rPr>
+                <w:rFonts w:ascii="TH SarabunPSK" w:cs="TH SarabunPSK" w:eastAsia="TH SarabunPSK" w:hAnsi="TH SarabunPSK"/>
+                <w:b w:val="false"/>
+                <w:bCs w:val="false"/>
+                <w:i w:val="false"/>
+                <w:iCs w:val="false"/>
+                <w:sz w:val="28"/>
+                <w:szCs w:val="28"/>
+              </w:rPr>
+              <w:t xml:space="preserve">(ใช้ได้อีกราว ๒๐ ถึง ๒๕ นาที)</w:t>
+            </w:r>
+          </w:p>
+        </w:tc>
+        <w:tc>
+          <w:tcPr>
+            <w:tcW w:type="dxa" w:w="3156"/>
+            <w:tcMar>
+              <w:top w:type="dxa" w:w="60"/>
+              <w:left w:type="dxa" w:w="90"/>
+              <w:bottom w:type="dxa" w:w="60"/>
+              <w:right w:type="dxa" w:w="90"/>
+            </w:tcMar>
+            <w:vAlign w:val="center"/>
+          </w:tcPr>
+          <w:p>
+            <w:pPr>
+              <w:spacing w:after="0" w:line="260" w:lineRule="auto"/>
+              <w:jc w:val="left"/>
+            </w:pPr>
+            <w:r>
+              <w:rPr>
+                <w:rFonts w:ascii="TH SarabunPSK" w:cs="TH SarabunPSK" w:eastAsia="TH SarabunPSK" w:hAnsi="TH SarabunPSK"/>
+                <w:b w:val="false"/>
+                <w:bCs w:val="false"/>
+                <w:i w:val="false"/>
+                <w:iCs w:val="false"/>
+                <w:sz w:val="28"/>
+                <w:szCs w:val="28"/>
+              </w:rPr>
+              <w:t xml:space="preserve">นาฬิกาบนหัวจอสลับกับคำว่า LOW BAT คำสถานะเตียงเป็น BATT หรือ LOW BAT หน้าเว็บขึ้นคำว่า “แบตต่ำ” สีแดง เสียงต่ำสองครั้งทุก ๕ นาที</w:t>
+            </w:r>
+          </w:p>
+        </w:tc>
+        <w:tc>
+          <w:tcPr>
+            <w:tcW w:type="dxa" w:w="2160"/>
+            <w:tcMar>
+              <w:top w:type="dxa" w:w="60"/>
+              <w:left w:type="dxa" w:w="90"/>
+              <w:bottom w:type="dxa" w:w="60"/>
+              <w:right w:type="dxa" w:w="90"/>
+            </w:tcMar>
+            <w:vAlign w:val="center"/>
+          </w:tcPr>
+          <w:p>
+            <w:pPr>
+              <w:spacing w:after="0" w:line="260" w:lineRule="auto"/>
+              <w:jc w:val="left"/>
+            </w:pPr>
+            <w:r>
+              <w:rPr>
+                <w:rFonts w:ascii="TH SarabunPSK" w:cs="TH SarabunPSK" w:eastAsia="TH SarabunPSK" w:hAnsi="TH SarabunPSK"/>
+                <w:b w:val="false"/>
+                <w:bCs w:val="false"/>
+                <w:i w:val="false"/>
+                <w:iCs w:val="false"/>
+                <w:sz w:val="28"/>
+                <w:szCs w:val="28"/>
+              </w:rPr>
+              <w:t xml:space="preserve">เสียบสายไฟเลี้ยงที่เครื่องนั้นภายในเวลาที่เหมาะสม</w:t>
+            </w:r>
+          </w:p>
+        </w:tc>
+      </w:tr>
+      <w:tr>
+        <w:tc>
+          <w:tcPr>
+            <w:tcW w:type="dxa" w:w="1163"/>
+            <w:tcMar>
+              <w:top w:type="dxa" w:w="60"/>
+              <w:left w:type="dxa" w:w="90"/>
+              <w:bottom w:type="dxa" w:w="60"/>
+              <w:right w:type="dxa" w:w="90"/>
+            </w:tcMar>
+            <w:vAlign w:val="center"/>
+          </w:tcPr>
+          <w:p>
+            <w:pPr>
+              <w:spacing w:after="0" w:line="260" w:lineRule="auto"/>
+              <w:jc w:val="center"/>
+            </w:pPr>
+            <w:r>
+              <w:rPr>
+                <w:rFonts w:ascii="TH SarabunPSK" w:cs="TH SarabunPSK" w:eastAsia="TH SarabunPSK" w:hAnsi="TH SarabunPSK"/>
+                <w:b w:val="false"/>
+                <w:bCs w:val="false"/>
+                <w:i w:val="false"/>
+                <w:iCs w:val="false"/>
+                <w:sz w:val="28"/>
+                <w:szCs w:val="28"/>
+              </w:rPr>
+              <w:t xml:space="preserve">วิกฤต</w:t>
+            </w:r>
+          </w:p>
+        </w:tc>
+        <w:tc>
+          <w:tcPr>
+            <w:tcW w:type="dxa" w:w="1827"/>
+            <w:tcMar>
+              <w:top w:type="dxa" w:w="60"/>
+              <w:left w:type="dxa" w:w="90"/>
+              <w:bottom w:type="dxa" w:w="60"/>
+              <w:right w:type="dxa" w:w="90"/>
+            </w:tcMar>
+            <w:vAlign w:val="center"/>
+          </w:tcPr>
+          <w:p>
+            <w:pPr>
+              <w:spacing w:after="0" w:line="260" w:lineRule="auto"/>
+              <w:jc w:val="left"/>
+            </w:pPr>
+            <w:r>
+              <w:rPr>
+                <w:rFonts w:ascii="TH SarabunPSK" w:cs="TH SarabunPSK" w:eastAsia="TH SarabunPSK" w:hAnsi="TH SarabunPSK"/>
+                <w:b w:val="false"/>
+                <w:bCs w:val="false"/>
+                <w:i w:val="false"/>
+                <w:iCs w:val="false"/>
+                <w:sz w:val="28"/>
+                <w:szCs w:val="28"/>
+              </w:rPr>
+              <w:t xml:space="preserve">ประมาณร้อยละ ๖</w:t>
+            </w:r>
+          </w:p>
+          <w:p>
+            <w:pPr>
+              <w:spacing w:after="0" w:line="260" w:lineRule="auto"/>
+              <w:jc w:val="left"/>
+            </w:pPr>
+            <w:r>
+              <w:rPr>
+                <w:rFonts w:ascii="TH SarabunPSK" w:cs="TH SarabunPSK" w:eastAsia="TH SarabunPSK" w:hAnsi="TH SarabunPSK"/>
+                <w:b w:val="false"/>
+                <w:bCs w:val="false"/>
+                <w:i w:val="false"/>
+                <w:iCs w:val="false"/>
+                <w:sz w:val="28"/>
+                <w:szCs w:val="28"/>
+              </w:rPr>
+              <w:t xml:space="preserve">(อาจดับภายในไม่กี่นาที)</w:t>
+            </w:r>
+          </w:p>
+        </w:tc>
+        <w:tc>
+          <w:tcPr>
+            <w:tcW w:type="dxa" w:w="3156"/>
+            <w:tcMar>
+              <w:top w:type="dxa" w:w="60"/>
+              <w:left w:type="dxa" w:w="90"/>
+              <w:bottom w:type="dxa" w:w="60"/>
+              <w:right w:type="dxa" w:w="90"/>
+            </w:tcMar>
+            <w:vAlign w:val="center"/>
+          </w:tcPr>
+          <w:p>
+            <w:pPr>
+              <w:spacing w:after="0" w:line="260" w:lineRule="auto"/>
+              <w:jc w:val="left"/>
+            </w:pPr>
+            <w:r>
+              <w:rPr>
+                <w:rFonts w:ascii="TH SarabunPSK" w:cs="TH SarabunPSK" w:eastAsia="TH SarabunPSK" w:hAnsi="TH SarabunPSK"/>
+                <w:b w:val="false"/>
+                <w:bCs w:val="false"/>
+                <w:i w:val="false"/>
+                <w:iCs w:val="false"/>
+                <w:sz w:val="28"/>
+                <w:szCs w:val="28"/>
+              </w:rPr>
+              <w:t xml:space="preserve">คำว่า LOW BAT ค้างบนหัวจอแทนนาฬิกา หน้าเว็บขึ้นว่า “แบตใกล้หมด ต้องชาร์จทันที” เสียงต่ำสองครั้งทุก ๑ นาที</w:t>
+            </w:r>
+          </w:p>
+        </w:tc>
+        <w:tc>
+          <w:tcPr>
+            <w:tcW w:type="dxa" w:w="2160"/>
+            <w:tcMar>
+              <w:top w:type="dxa" w:w="60"/>
+              <w:left w:type="dxa" w:w="90"/>
+              <w:bottom w:type="dxa" w:w="60"/>
+              <w:right w:type="dxa" w:w="90"/>
+            </w:tcMar>
+            <w:vAlign w:val="center"/>
+          </w:tcPr>
+          <w:p>
+            <w:pPr>
+              <w:spacing w:after="0" w:line="260" w:lineRule="auto"/>
+              <w:jc w:val="left"/>
+            </w:pPr>
+            <w:r>
+              <w:rPr>
+                <w:rFonts w:ascii="TH SarabunPSK" w:cs="TH SarabunPSK" w:eastAsia="TH SarabunPSK" w:hAnsi="TH SarabunPSK"/>
+                <w:b w:val="false"/>
+                <w:bCs w:val="false"/>
+                <w:i w:val="false"/>
+                <w:iCs w:val="false"/>
+                <w:sz w:val="28"/>
+                <w:szCs w:val="28"/>
+              </w:rPr>
+              <w:t xml:space="preserve">เสียบสายไฟเลี้ยงทันที</w:t>
+            </w:r>
+          </w:p>
+        </w:tc>
+      </w:tr>
+    </w:tbl>
+    <w:p>
+      <w:pPr>
+        <w:spacing w:after="120" w:line="240" w:lineRule="auto"/>
+        <w:jc w:val="left"/>
+      </w:pPr>
+      <w:r>
+        <w:rPr>
+          <w:rFonts w:ascii="TH SarabunPSK" w:cs="TH SarabunPSK" w:eastAsia="TH SarabunPSK" w:hAnsi="TH SarabunPSK"/>
+          <w:b w:val="false"/>
+          <w:bCs w:val="false"/>
+          <w:i w:val="false"/>
+          <w:iCs w:val="false"/>
+          <w:sz w:val="32"/>
+          <w:szCs w:val="32"/>
+        </w:rPr>
+        <w:t xml:space="preserve"/>
       </w:r>
     </w:p>
     <w:p>
@@ -25688,37 +26532,19 @@
           <w:sz w:val="32"/>
           <w:szCs w:val="32"/>
         </w:rPr>
-        <w:t xml:space="preserve">(๕)	</w:t>
-      </w:r>
-      <w:r>
-        <w:rPr>
-          <w:rFonts w:ascii="TH SarabunPSK" w:cs="TH SarabunPSK" w:eastAsia="TH SarabunPSK" w:hAnsi="TH SarabunPSK"/>
-          <w:b w:val="false"/>
-          <w:bCs w:val="false"/>
-          <w:i w:val="false"/>
-          <w:iCs w:val="false"/>
-          <w:sz w:val="32"/>
-          <w:szCs w:val="32"/>
-        </w:rPr>
-        <w:t xml:space="preserve">ห้ามใช้เครื่องที่สายไฟหรือหัวปลั๊กมีรอยชำรุด ให้ส่งซ่อมและแจ้งผู้ดูแลระบบ</w:t>
-      </w:r>
-    </w:p>
-    <w:p>
-      <w:pPr>
-        <w:pStyle w:val="Heading2"/>
-        <w:spacing w:after="90" w:before="280"/>
-      </w:pPr>
-      <w:r>
-        <w:rPr>
-          <w:rFonts w:ascii="TH SarabunPSK" w:cs="TH SarabunPSK" w:eastAsia="TH SarabunPSK" w:hAnsi="TH SarabunPSK"/>
-          <w:b/>
-          <w:bCs/>
-          <w:i w:val="false"/>
-          <w:iCs w:val="false"/>
-          <w:sz w:val="36"/>
-          <w:szCs w:val="36"/>
-        </w:rPr>
-        <w:t xml:space="preserve">๗.๓ การจัดเก็บและการขนย้าย</w:t>
+        <w:t xml:space="preserve">	</w:t>
+      </w:r>
+      <w:r>
+        <w:rPr>
+          <w:rFonts w:ascii="TH SarabunPSK" w:cs="TH SarabunPSK" w:eastAsia="TH SarabunPSK" w:hAnsi="TH SarabunPSK"/>
+          <w:b w:val="false"/>
+          <w:bCs w:val="false"/>
+          <w:i w:val="false"/>
+          <w:iCs w:val="false"/>
+          <w:sz w:val="32"/>
+          <w:szCs w:val="32"/>
+        </w:rPr>
+        <w:t xml:space="preserve">ไม่มีปุ่มรับทราบสำหรับการเตือนแบตเตอรี่ เมื่อเสียบสายไฟแล้ว แบตเตอรี่ได้รับประจุจนแรงดันขึ้นพ้นเกณฑ์ การเตือนจะหายไปเอง ระบบไม่ปิดเครื่องเองเมื่อแบตเตอรี่ต่ำ เพื่อให้เฝ้าระวังได้นานที่สุด หากเครื่องข้างเตียงดับไประหว่างให้สารน้ำ เครื่องศูนย์กลางจะเตือนว่า LOST ตามตารางที่ ๕ ให้กลับไปนับหยดด้วยตาจนกว่าเครื่องจะกลับมาทำงาน</w:t>
       </w:r>
     </w:p>
     <w:p>
@@ -25739,19 +26565,19 @@
           <w:sz w:val="32"/>
           <w:szCs w:val="32"/>
         </w:rPr>
-        <w:t xml:space="preserve">(๑)	</w:t>
-      </w:r>
-      <w:r>
-        <w:rPr>
-          <w:rFonts w:ascii="TH SarabunPSK" w:cs="TH SarabunPSK" w:eastAsia="TH SarabunPSK" w:hAnsi="TH SarabunPSK"/>
-          <w:b w:val="false"/>
-          <w:bCs w:val="false"/>
-          <w:i w:val="false"/>
-          <w:iCs w:val="false"/>
-          <w:sz w:val="32"/>
-          <w:szCs w:val="32"/>
-        </w:rPr>
-        <w:t xml:space="preserve">เก็บเครื่องในที่แห้ง ไม่โดนแดดโดยตรง และพ้นมือผู้ป่วยและญาติ</w:t>
+        <w:t xml:space="preserve">	</w:t>
+      </w:r>
+      <w:r>
+        <w:rPr>
+          <w:rFonts w:ascii="TH SarabunPSK" w:cs="TH SarabunPSK" w:eastAsia="TH SarabunPSK" w:hAnsi="TH SarabunPSK"/>
+          <w:b w:val="false"/>
+          <w:bCs w:val="false"/>
+          <w:i w:val="false"/>
+          <w:iCs w:val="false"/>
+          <w:sz w:val="32"/>
+          <w:szCs w:val="32"/>
+        </w:rPr>
+        <w:t xml:space="preserve">การเตือนแบตเตอรี่ของเครื่องข้างเตียงทำงานเฉพาะเครื่องที่ติดตั้งวงจรวัดแบตเตอรี่ไว้ เครื่องที่ไม่มีวงจรวัดจะแสดงว่าใช้ไฟจากสาย USB และไม่มีการเตือนนี้ จึงต้องเสียบสายไฟเลี้ยงไว้ตลอดตามข้อ (๑)</w:t>
       </w:r>
     </w:p>
     <w:p>
@@ -25772,19 +26598,37 @@
           <w:sz w:val="32"/>
           <w:szCs w:val="32"/>
         </w:rPr>
-        <w:t xml:space="preserve">(๒)	</w:t>
-      </w:r>
-      <w:r>
-        <w:rPr>
-          <w:rFonts w:ascii="TH SarabunPSK" w:cs="TH SarabunPSK" w:eastAsia="TH SarabunPSK" w:hAnsi="TH SarabunPSK"/>
-          <w:b w:val="false"/>
-          <w:bCs w:val="false"/>
-          <w:i w:val="false"/>
-          <w:iCs w:val="false"/>
-          <w:sz w:val="32"/>
-          <w:szCs w:val="32"/>
-        </w:rPr>
-        <w:t xml:space="preserve">ม้วนสายเซนเซอร์อย่างหลวม ๆ ห้ามพับหักเป็นมุมแหลมหรือมัดรัดแน่น</w:t>
+        <w:t xml:space="preserve">(๕)	</w:t>
+      </w:r>
+      <w:r>
+        <w:rPr>
+          <w:rFonts w:ascii="TH SarabunPSK" w:cs="TH SarabunPSK" w:eastAsia="TH SarabunPSK" w:hAnsi="TH SarabunPSK"/>
+          <w:b w:val="false"/>
+          <w:bCs w:val="false"/>
+          <w:i w:val="false"/>
+          <w:iCs w:val="false"/>
+          <w:sz w:val="32"/>
+          <w:szCs w:val="32"/>
+        </w:rPr>
+        <w:t xml:space="preserve">ห้ามใช้เครื่องที่สายไฟหรือหัวปลั๊กมีรอยชำรุด ให้ส่งซ่อมและแจ้งผู้ดูแลระบบ</w:t>
+      </w:r>
+    </w:p>
+    <w:p>
+      <w:pPr>
+        <w:pStyle w:val="Heading2"/>
+        <w:spacing w:after="90" w:before="280"/>
+      </w:pPr>
+      <w:r>
+        <w:rPr>
+          <w:rFonts w:ascii="TH SarabunPSK" w:cs="TH SarabunPSK" w:eastAsia="TH SarabunPSK" w:hAnsi="TH SarabunPSK"/>
+          <w:b/>
+          <w:bCs/>
+          <w:i w:val="false"/>
+          <w:iCs w:val="false"/>
+          <w:sz w:val="36"/>
+          <w:szCs w:val="36"/>
+        </w:rPr>
+        <w:t xml:space="preserve">๗.๓ การจัดเก็บและการขนย้าย</w:t>
       </w:r>
     </w:p>
     <w:p>
@@ -25805,19 +26649,19 @@
           <w:sz w:val="32"/>
           <w:szCs w:val="32"/>
         </w:rPr>
-        <w:t xml:space="preserve">(๓)	</w:t>
-      </w:r>
-      <w:r>
-        <w:rPr>
-          <w:rFonts w:ascii="TH SarabunPSK" w:cs="TH SarabunPSK" w:eastAsia="TH SarabunPSK" w:hAnsi="TH SarabunPSK"/>
-          <w:b w:val="false"/>
-          <w:bCs w:val="false"/>
-          <w:i w:val="false"/>
-          <w:iCs w:val="false"/>
-          <w:sz w:val="32"/>
-          <w:szCs w:val="32"/>
-        </w:rPr>
-        <w:t xml:space="preserve">ขนย้ายโดยถือที่ตัวเครื่อง ห้ามหิ้วที่สายเซนเซอร์หรือสายไฟ</w:t>
+        <w:t xml:space="preserve">(๑)	</w:t>
+      </w:r>
+      <w:r>
+        <w:rPr>
+          <w:rFonts w:ascii="TH SarabunPSK" w:cs="TH SarabunPSK" w:eastAsia="TH SarabunPSK" w:hAnsi="TH SarabunPSK"/>
+          <w:b w:val="false"/>
+          <w:bCs w:val="false"/>
+          <w:i w:val="false"/>
+          <w:iCs w:val="false"/>
+          <w:sz w:val="32"/>
+          <w:szCs w:val="32"/>
+        </w:rPr>
+        <w:t xml:space="preserve">เก็บเครื่องในที่แห้ง ไม่โดนแดดโดยตรง และพ้นมือผู้ป่วยและญาติ</w:t>
       </w:r>
     </w:p>
     <w:p>
@@ -25838,6 +26682,72 @@
           <w:sz w:val="32"/>
           <w:szCs w:val="32"/>
         </w:rPr>
+        <w:t xml:space="preserve">(๒)	</w:t>
+      </w:r>
+      <w:r>
+        <w:rPr>
+          <w:rFonts w:ascii="TH SarabunPSK" w:cs="TH SarabunPSK" w:eastAsia="TH SarabunPSK" w:hAnsi="TH SarabunPSK"/>
+          <w:b w:val="false"/>
+          <w:bCs w:val="false"/>
+          <w:i w:val="false"/>
+          <w:iCs w:val="false"/>
+          <w:sz w:val="32"/>
+          <w:szCs w:val="32"/>
+        </w:rPr>
+        <w:t xml:space="preserve">ม้วนสายเซนเซอร์อย่างหลวม ๆ ห้ามพับหักเป็นมุมแหลมหรือมัดรัดแน่น</w:t>
+      </w:r>
+    </w:p>
+    <w:p>
+      <w:pPr>
+        <w:tabs>
+          <w:tab w:val="left" w:pos="863"/>
+        </w:tabs>
+        <w:spacing w:after="40" w:line="240" w:lineRule="auto"/>
+        <w:ind w:left="863" w:hanging="504"/>
+      </w:pPr>
+      <w:r>
+        <w:rPr>
+          <w:rFonts w:ascii="TH SarabunPSK" w:cs="TH SarabunPSK" w:eastAsia="TH SarabunPSK" w:hAnsi="TH SarabunPSK"/>
+          <w:b w:val="false"/>
+          <w:bCs w:val="false"/>
+          <w:i w:val="false"/>
+          <w:iCs w:val="false"/>
+          <w:sz w:val="32"/>
+          <w:szCs w:val="32"/>
+        </w:rPr>
+        <w:t xml:space="preserve">(๓)	</w:t>
+      </w:r>
+      <w:r>
+        <w:rPr>
+          <w:rFonts w:ascii="TH SarabunPSK" w:cs="TH SarabunPSK" w:eastAsia="TH SarabunPSK" w:hAnsi="TH SarabunPSK"/>
+          <w:b w:val="false"/>
+          <w:bCs w:val="false"/>
+          <w:i w:val="false"/>
+          <w:iCs w:val="false"/>
+          <w:sz w:val="32"/>
+          <w:szCs w:val="32"/>
+        </w:rPr>
+        <w:t xml:space="preserve">ขนย้ายโดยถือที่ตัวเครื่อง ห้ามหิ้วที่สายเซนเซอร์หรือสายไฟ</w:t>
+      </w:r>
+    </w:p>
+    <w:p>
+      <w:pPr>
+        <w:tabs>
+          <w:tab w:val="left" w:pos="863"/>
+        </w:tabs>
+        <w:spacing w:after="40" w:line="240" w:lineRule="auto"/>
+        <w:ind w:left="863" w:hanging="504"/>
+      </w:pPr>
+      <w:r>
+        <w:rPr>
+          <w:rFonts w:ascii="TH SarabunPSK" w:cs="TH SarabunPSK" w:eastAsia="TH SarabunPSK" w:hAnsi="TH SarabunPSK"/>
+          <w:b w:val="false"/>
+          <w:bCs w:val="false"/>
+          <w:i w:val="false"/>
+          <w:iCs w:val="false"/>
+          <w:sz w:val="32"/>
+          <w:szCs w:val="32"/>
+        </w:rPr>
         <w:t xml:space="preserve">(๔)	</w:t>
       </w:r>
       <w:r>
@@ -25887,7 +26797,7 @@
           <w:sz w:val="30"/>
           <w:szCs w:val="30"/>
         </w:rPr>
-        <w:t xml:space="preserve">ตารางที่ ๑๘  รอบการตรวจสอบและบำรุงรักษา</w:t>
+        <w:t xml:space="preserve">ตารางที่ ๑๙  รอบการตรวจสอบและบำรุงรักษา</w:t>
       </w:r>
     </w:p>
     <w:tbl>
@@ -31946,7 +32856,7 @@
           <w:sz w:val="30"/>
           <w:szCs w:val="30"/>
         </w:rPr>
-        <w:t xml:space="preserve">ตารางที่ ๑๙  อัตราหยดสำเร็จรูป</w:t>
+        <w:t xml:space="preserve">ตารางที่ ๒๐  อัตราหยดสำเร็จรูป</w:t>
       </w:r>
     </w:p>
     <w:tbl>
@@ -34282,7 +35192,7 @@
           <w:sz w:val="32"/>
           <w:szCs w:val="32"/>
         </w:rPr>
-        <w:t xml:space="preserve">คำถามที่ 6  กดพักเสียงเตือนแล้วต้องไปที่เตียงอีกหรือไม่</w:t>
+        <w:t xml:space="preserve">คำถามที่ 6  มีเสียงต่ำสองครั้งดังเป็นระยะ แต่ไม่มีเตียงใดผิดปกติ เกิดจากอะไร</w:t>
       </w:r>
     </w:p>
     <w:p>
@@ -34301,7 +35211,7 @@
           <w:sz w:val="32"/>
           <w:szCs w:val="32"/>
         </w:rPr>
-        <w:t xml:space="preserve">คำตอบ  ต้องไปทุกครั้ง การพักเสียงเตือนเพียงทำให้เสียงเงียบไป ๒ นาทีเท่านั้น ไม่ได้แก้ไขสาเหตุและไม่ได้หยุดการเฝ้าระวัง</w:t>
+        <w:t xml:space="preserve">คำตอบ  เป็นการเตือนแบตเตอรี่ต่ำ ดูแถบล่างของจอเครื่องศูนย์กลางว่าเป็นเตียงใดหรือเป็นเครื่องศูนย์กลางเอง แล้วเสียบสายไฟเลี้ยงที่เครื่องนั้น เสียงจะหยุดเองเมื่อแบตเตอรี่ได้รับประจุ ไม่ต้องกดรับทราบ (ดูหัวข้อ ๗.๒)</w:t>
       </w:r>
     </w:p>
     <w:p>
@@ -34318,7 +35228,7 @@
           <w:sz w:val="32"/>
           <w:szCs w:val="32"/>
         </w:rPr>
-        <w:t xml:space="preserve">คำถามที่ 7  เปลี่ยนถุงใหม่แล้วต้องทำอะไรเพิ่ม</w:t>
+        <w:t xml:space="preserve">คำถามที่ 7  กดพักเสียงเตือนแล้วต้องไปที่เตียงอีกหรือไม่</w:t>
       </w:r>
     </w:p>
     <w:p>
@@ -34337,7 +35247,7 @@
           <w:sz w:val="32"/>
           <w:szCs w:val="32"/>
         </w:rPr>
-        <w:t xml:space="preserve">คำตอบ  ต้องกดปุ่มเริ่มถุงใหม่บนหน้าเว็บทุกครั้ง มิฉะนั้นปริมาตรสะสมจะนับต่อจากถุงเดิม ทำให้ระบบเตือนว่าให้ครบแล้วเร็วกว่าความเป็นจริง</w:t>
+        <w:t xml:space="preserve">คำตอบ  ต้องไปทุกครั้ง การพักเสียงเตือนเพียงทำให้เสียงเงียบไป ๒ นาทีเท่านั้น ไม่ได้แก้ไขสาเหตุและไม่ได้หยุดการเฝ้าระวัง</w:t>
       </w:r>
     </w:p>
     <w:p>
@@ -34354,7 +35264,7 @@
           <w:sz w:val="32"/>
           <w:szCs w:val="32"/>
         </w:rPr>
-        <w:t xml:space="preserve">คำถามที่ 8  เครื่องข้างเตียงขึ้นว่า ONLINE แต่เครื่องศูนย์กลางขึ้นว่า OFFLINE เกิดจากอะไร</w:t>
+        <w:t xml:space="preserve">คำถามที่ 8  เปลี่ยนถุงใหม่แล้วต้องทำอะไรเพิ่ม</w:t>
       </w:r>
     </w:p>
     <w:p>
@@ -34373,7 +35283,7 @@
           <w:sz w:val="32"/>
           <w:szCs w:val="32"/>
         </w:rPr>
-        <w:t xml:space="preserve">คำตอบ  ส่วนใหญ่เกิดจากมีเครื่องสองเครื่องตั้งเลขเตียงซ้ำกัน ให้ตรวจตามขั้นตอนในหัวข้อ ๖.๒</w:t>
+        <w:t xml:space="preserve">คำตอบ  ต้องกดปุ่มเริ่มถุงใหม่บนหน้าเว็บทุกครั้ง มิฉะนั้นปริมาตรสะสมจะนับต่อจากถุงเดิม ทำให้ระบบเตือนว่าให้ครบแล้วเร็วกว่าความเป็นจริง</w:t>
       </w:r>
     </w:p>
     <w:p>
@@ -34390,7 +35300,7 @@
           <w:sz w:val="32"/>
           <w:szCs w:val="32"/>
         </w:rPr>
-        <w:t xml:space="preserve">คำถามที่ 9  ถ้าไฟดับ ข้อมูลที่บันทึกไว้จะหายหรือไม่</w:t>
+        <w:t xml:space="preserve">คำถามที่ 9  เครื่องข้างเตียงขึ้นว่า ONLINE แต่เครื่องศูนย์กลางขึ้นว่า OFFLINE เกิดจากอะไร</w:t>
       </w:r>
     </w:p>
     <w:p>
@@ -34409,7 +35319,7 @@
           <w:sz w:val="32"/>
           <w:szCs w:val="32"/>
         </w:rPr>
-        <w:t xml:space="preserve">คำตอบ  ข้อมูลบันทึกรายนาทีจะหายไป จึงควรดาวน์โหลดไฟล์ข้อมูลเมื่อสิ้นสุดการให้สารน้ำหรือเมื่อสิ้นเวรทุกครั้ง ส่วนค่าตั้งของแต่ละเตียงจะถูกเก็บไว้และกลับมาเหมือนเดิมหลังเปิดเครื่องใหม่</w:t>
+        <w:t xml:space="preserve">คำตอบ  ส่วนใหญ่เกิดจากมีเครื่องสองเครื่องตั้งเลขเตียงซ้ำกัน ให้ตรวจตามขั้นตอนในหัวข้อ ๖.๒</w:t>
       </w:r>
     </w:p>
     <w:p>
@@ -34426,7 +35336,7 @@
           <w:sz w:val="32"/>
           <w:szCs w:val="32"/>
         </w:rPr>
-        <w:t xml:space="preserve">คำถามที่ 10  ใช้กับผู้ป่วยที่ให้เลือดได้หรือไม่</w:t>
+        <w:t xml:space="preserve">คำถามที่ 10  ถ้าไฟดับ ข้อมูลที่บันทึกไว้จะหายหรือไม่</w:t>
       </w:r>
     </w:p>
     <w:p>
@@ -34445,7 +35355,7 @@
           <w:sz w:val="32"/>
           <w:szCs w:val="32"/>
         </w:rPr>
-        <w:t xml:space="preserve">คำตอบ  ไม่ได้ คู่มือฉบับนี้และระบบนี้ไม่ครอบคลุมการให้เลือดและส่วนประกอบของเลือด</w:t>
+        <w:t xml:space="preserve">คำตอบ  ข้อมูลบันทึกรายนาทีจะหายไป จึงควรดาวน์โหลดไฟล์ข้อมูลเมื่อสิ้นสุดการให้สารน้ำหรือเมื่อสิ้นเวรทุกครั้ง ส่วนค่าตั้งของแต่ละเตียงจะถูกเก็บไว้และกลับมาเหมือนเดิมหลังเปิดเครื่องใหม่</w:t>
       </w:r>
     </w:p>
     <w:p>
@@ -34462,7 +35372,7 @@
           <w:sz w:val="32"/>
           <w:szCs w:val="32"/>
         </w:rPr>
-        <w:t xml:space="preserve">คำถามที่ 11  ตั้งเลขเตียงได้สูงสุดเท่าไร</w:t>
+        <w:t xml:space="preserve">คำถามที่ 11  ใช้กับผู้ป่วยที่ให้เลือดได้หรือไม่</w:t>
       </w:r>
     </w:p>
     <w:p>
@@ -34481,7 +35391,7 @@
           <w:sz w:val="32"/>
           <w:szCs w:val="32"/>
         </w:rPr>
-        <w:t xml:space="preserve">คำตอบ  ตั้งได้ ๑ ถึง ๘ และเลขต้องอยู่ในช่วงไม่เกินจำนวนเตียงที่เปิดใช้บนเครื่องศูนย์กลาง</w:t>
+        <w:t xml:space="preserve">คำตอบ  ไม่ได้ คู่มือฉบับนี้และระบบนี้ไม่ครอบคลุมการให้เลือดและส่วนประกอบของเลือด</w:t>
       </w:r>
     </w:p>
     <w:p>
@@ -34498,7 +35408,43 @@
           <w:sz w:val="32"/>
           <w:szCs w:val="32"/>
         </w:rPr>
-        <w:t xml:space="preserve">คำถามที่ 12  หน้าจอเครื่องข้างเตียงดับไปเอง เครื่องเสียหรือไม่</w:t>
+        <w:t xml:space="preserve">คำถามที่ 12  ตั้งเลขเตียงได้สูงสุดเท่าไร</w:t>
+      </w:r>
+    </w:p>
+    <w:p>
+      <w:pPr>
+        <w:spacing w:after="60" w:line="276"/>
+        <w:ind w:left="576"/>
+        <w:jc w:val="thaiDistribute"/>
+      </w:pPr>
+      <w:r>
+        <w:rPr>
+          <w:rFonts w:ascii="TH SarabunPSK" w:cs="TH SarabunPSK" w:eastAsia="TH SarabunPSK" w:hAnsi="TH SarabunPSK"/>
+          <w:b w:val="false"/>
+          <w:bCs w:val="false"/>
+          <w:i w:val="false"/>
+          <w:iCs w:val="false"/>
+          <w:sz w:val="32"/>
+          <w:szCs w:val="32"/>
+        </w:rPr>
+        <w:t xml:space="preserve">คำตอบ  ตั้งได้ ๑ ถึง ๘ และเลขต้องอยู่ในช่วงไม่เกินจำนวนเตียงที่เปิดใช้บนเครื่องศูนย์กลาง</w:t>
+      </w:r>
+    </w:p>
+    <w:p>
+      <w:pPr>
+        <w:spacing w:after="40" w:before="140"/>
+      </w:pPr>
+      <w:r>
+        <w:rPr>
+          <w:rFonts w:ascii="TH SarabunPSK" w:cs="TH SarabunPSK" w:eastAsia="TH SarabunPSK" w:hAnsi="TH SarabunPSK"/>
+          <w:b/>
+          <w:bCs/>
+          <w:i w:val="false"/>
+          <w:iCs w:val="false"/>
+          <w:sz w:val="32"/>
+          <w:szCs w:val="32"/>
+        </w:rPr>
+        <w:t xml:space="preserve">คำถามที่ 13  หน้าจอเครื่องข้างเตียงดับไปเอง เครื่องเสียหรือไม่</w:t>
       </w:r>
     </w:p>
     <w:p>
@@ -35063,6 +36009,39 @@
                 <w:sz w:val="28"/>
                 <w:szCs w:val="28"/>
               </w:rPr>
+              <w:t xml:space="preserve">BATT / LOW BAT	</w:t>
+            </w:r>
+            <w:r>
+              <w:rPr>
+                <w:rFonts w:ascii="TH SarabunPSK" w:cs="TH SarabunPSK" w:eastAsia="TH SarabunPSK" w:hAnsi="TH SarabunPSK"/>
+                <w:b w:val="false"/>
+                <w:bCs w:val="false"/>
+                <w:i w:val="false"/>
+                <w:iCs w:val="false"/>
+                <w:sz w:val="28"/>
+                <w:szCs w:val="28"/>
+              </w:rPr>
+              <w:t xml:space="preserve">แบตเตอรี่ต่ำ → เสียบสายไฟที่เครื่องนั้น</w:t>
+            </w:r>
+          </w:p>
+          <w:p>
+            <w:pPr>
+              <w:tabs>
+                <w:tab w:val="left" w:pos="863"/>
+              </w:tabs>
+              <w:spacing w:after="40" w:line="240" w:lineRule="auto"/>
+              <w:ind w:left="863" w:hanging="504"/>
+            </w:pPr>
+            <w:r>
+              <w:rPr>
+                <w:rFonts w:ascii="TH SarabunPSK" w:cs="TH SarabunPSK" w:eastAsia="TH SarabunPSK" w:hAnsi="TH SarabunPSK"/>
+                <w:b w:val="false"/>
+                <w:bCs w:val="false"/>
+                <w:i w:val="false"/>
+                <w:iCs w:val="false"/>
+                <w:sz w:val="28"/>
+                <w:szCs w:val="28"/>
+              </w:rPr>
               <w:t xml:space="preserve">DUP! / OFF	</w:t>
             </w:r>
             <w:r>
@@ -35248,7 +36227,7 @@
           <w:sz w:val="30"/>
           <w:szCs w:val="30"/>
         </w:rPr>
-        <w:t xml:space="preserve">ตารางที่ ๒๐  สัญลักษณ์ที่ใช้ในสมการ</w:t>
+        <w:t xml:space="preserve">ตารางที่ ๒๑  สัญลักษณ์ที่ใช้ในสมการ</w:t>
       </w:r>
     </w:p>
     <w:tbl>
@@ -38243,7 +39222,7 @@
           <w:sz w:val="30"/>
           <w:szCs w:val="30"/>
         </w:rPr>
-        <w:t xml:space="preserve">ตารางที่ ๒๑  สรุปสมการทั้งหมดที่ระบบใช้</w:t>
+        <w:t xml:space="preserve">ตารางที่ ๒๒  สรุปสมการทั้งหมดที่ระบบใช้</w:t>
       </w:r>
     </w:p>
     <w:tbl>
